--- a/documents/demo-scripts/06_Analytics_Apps.docx
+++ b/documents/demo-scripts/06_Analytics_Apps.docx
@@ -1308,9 +1308,207 @@
           <w:sz w:val="26"/>
           <w:szCs w:val="26"/>
         </w:rPr>
+        <w:t xml:space="preserve">Demo Methodology: Tell → Show → Tell</w:t>
+      </w:r>
+    </w:p>
+    <w:tbl>
+      <w:tblPr>
+        <w:tblW w:type="pct" w:w="100%"/>
+        <w:tblBorders>
+          <w:top w:val="single" w:color="auto" w:sz="4"/>
+          <w:left w:val="single" w:color="auto" w:sz="4"/>
+          <w:bottom w:val="single" w:color="auto" w:sz="4"/>
+          <w:right w:val="single" w:color="auto" w:sz="4"/>
+          <w:insideH w:val="single" w:color="auto" w:sz="4"/>
+          <w:insideV w:val="single" w:color="auto" w:sz="4"/>
+        </w:tblBorders>
+      </w:tblPr>
+      <w:tblGrid>
+        <w:gridCol w:w="100"/>
+        <w:gridCol w:w="100"/>
+      </w:tblGrid>
+      <w:tr>
+        <w:tc>
+          <w:tcPr>
+            <w:tcW w:type="pct" w:w="2%"/>
+            <w:tcBorders>
+              <w:top w:val="none"/>
+              <w:left w:val="none"/>
+              <w:bottom w:val="none"/>
+              <w:right w:val="none"/>
+            </w:tcBorders>
+            <w:shd w:color="19416C" w:val="solid"/>
+          </w:tcPr>
+          <w:p>
+            <w:pPr>
+              <w:spacing w:after="0"/>
+            </w:pPr>
+            <w:r>
+              <w:rPr>
+                <w:sz w:val="10"/>
+                <w:szCs w:val="10"/>
+              </w:rPr>
+              <w:t xml:space="preserve"> </w:t>
+            </w:r>
+          </w:p>
+        </w:tc>
+        <w:tc>
+          <w:tcPr>
+            <w:tcW w:type="pct" w:w="98%"/>
+            <w:shd w:color="E3EAF3" w:val="solid"/>
+            <w:tcMar>
+              <w:top w:type="dxa" w:w="60"/>
+              <w:left w:type="dxa" w:w="120"/>
+              <w:bottom w:type="dxa" w:w="60"/>
+              <w:right w:type="dxa" w:w="120"/>
+            </w:tcMar>
+          </w:tcPr>
+          <w:p>
+            <w:pPr>
+              <w:spacing w:after="40"/>
+            </w:pPr>
+            <w:r>
+              <w:rPr>
+                <w:rFonts w:ascii="Inter" w:cs="Inter" w:eastAsia="Inter" w:hAnsi="Inter"/>
+                <w:b/>
+                <w:bCs/>
+                <w:color w:val="19416C"/>
+                <w:sz w:val="18"/>
+                <w:szCs w:val="18"/>
+              </w:rPr>
+              <w:t xml:space="preserve">Limbic Opening  (Problem/Consequence)</w:t>
+            </w:r>
+          </w:p>
+          <w:p>
+            <w:pPr>
+              <w:spacing w:after="0"/>
+            </w:pPr>
+            <w:r>
+              <w:rPr>
+                <w:rFonts w:ascii="Inter" w:cs="Inter" w:eastAsia="Inter" w:hAnsi="Inter"/>
+                <w:i/>
+                <w:iCs/>
+                <w:color w:val="454659"/>
+                <w:sz w:val="20"/>
+                <w:szCs w:val="20"/>
+              </w:rPr>
+              <w:t xml:space="preserve">Picture this: it's the quarterly business review. The CFO asks, 'What's our real exposure from data quality issues?' Three VPs give three different numbers — $48M, $85M, $127M — because each one pulled from a different dataset. The analytics apps you're about to see give everyone the same number, from the same governed source, in real-time.</w:t>
+            </w:r>
+          </w:p>
+        </w:tc>
+      </w:tr>
+    </w:tbl>
+    <w:p>
+      <w:pPr>
+        <w:spacing w:after="80" w:before="80"/>
+      </w:pPr>
+      <w:r>
+        <w:rPr>
+          <w:rFonts w:ascii="Inter" w:cs="Inter" w:eastAsia="Inter" w:hAnsi="Inter"/>
+          <w:b/>
+          <w:bCs/>
+          <w:color w:val="10CFC9"/>
+          <w:sz w:val="20"/>
+          <w:szCs w:val="20"/>
+        </w:rPr>
+        <w:t xml:space="preserve">Ask the audience: </w:t>
+      </w:r>
+      <w:r>
+        <w:rPr>
+          <w:rFonts w:ascii="Inter" w:cs="Inter" w:eastAsia="Inter" w:hAnsi="Inter"/>
+          <w:i/>
+          <w:iCs/>
+          <w:color w:val="454659"/>
+          <w:sz w:val="20"/>
+          <w:szCs w:val="20"/>
+        </w:rPr>
+        <w:t xml:space="preserve">"How many different dashboards or reports does your leadership team currently look at for operational decisions?"</w:t>
+      </w:r>
+    </w:p>
+    <w:p>
+      <w:pPr>
+        <w:spacing w:after="120" w:before="280"/>
+      </w:pPr>
+      <w:r>
+        <w:rPr>
+          <w:rFonts w:ascii="Inter" w:cs="Inter" w:eastAsia="Inter" w:hAnsi="Inter"/>
+          <w:b/>
+          <w:bCs/>
+          <w:color w:val="006580"/>
+          <w:sz w:val="26"/>
+          <w:szCs w:val="26"/>
+        </w:rPr>
         <w:t xml:space="preserve">Demo Walk-Through</w:t>
       </w:r>
     </w:p>
+    <w:tbl>
+      <w:tblPr>
+        <w:tblW w:type="pct" w:w="100%"/>
+        <w:tblBorders>
+          <w:top w:val="single" w:color="auto" w:sz="4"/>
+          <w:left w:val="single" w:color="auto" w:sz="4"/>
+          <w:bottom w:val="single" w:color="auto" w:sz="4"/>
+          <w:right w:val="single" w:color="auto" w:sz="4"/>
+          <w:insideH w:val="single" w:color="auto" w:sz="4"/>
+          <w:insideV w:val="single" w:color="auto" w:sz="4"/>
+        </w:tblBorders>
+      </w:tblPr>
+      <w:tblGrid>
+        <w:gridCol w:w="100"/>
+      </w:tblGrid>
+      <w:tr>
+        <w:tc>
+          <w:tcPr>
+            <w:tcW w:type="pct" w:w="100%"/>
+            <w:tcBorders>
+              <w:top w:val="single" w:color="006580" w:sz="1"/>
+              <w:left w:val="single" w:color="006580" w:sz="6"/>
+              <w:bottom w:val="single" w:color="006580" w:sz="1"/>
+              <w:right w:val="none"/>
+            </w:tcBorders>
+            <w:shd w:color="E0F2F5" w:val="solid"/>
+            <w:tcMar>
+              <w:top w:type="dxa" w:w="40"/>
+              <w:left w:type="dxa" w:w="120"/>
+              <w:bottom w:type="dxa" w:w="40"/>
+              <w:right w:type="dxa" w:w="120"/>
+            </w:tcMar>
+          </w:tcPr>
+          <w:p>
+            <w:pPr>
+              <w:spacing w:after="30"/>
+            </w:pPr>
+            <w:r>
+              <w:rPr>
+                <w:rFonts w:ascii="Inter" w:cs="Inter" w:eastAsia="Inter" w:hAnsi="Inter"/>
+                <w:b/>
+                <w:bCs/>
+                <w:color w:val="006580"/>
+                <w:sz w:val="16"/>
+                <w:szCs w:val="16"/>
+              </w:rPr>
+              <w:t xml:space="preserve">TELL (before showing)</w:t>
+            </w:r>
+          </w:p>
+          <w:p>
+            <w:pPr>
+              <w:spacing w:after="0"/>
+            </w:pPr>
+            <w:r>
+              <w:rPr>
+                <w:rFonts w:ascii="Inter" w:cs="Inter" w:eastAsia="Inter" w:hAnsi="Inter"/>
+                <w:i/>
+                <w:iCs/>
+                <w:color w:val="454659"/>
+                <w:sz w:val="18"/>
+                <w:szCs w:val="18"/>
+              </w:rPr>
+              <w:t xml:space="preserve">I'm going to show you two domain apps built on the Gold data products we just created. The key: every visualization connects to governed data with Trust Scores. And with Agentic Analytics, users can ask questions in natural language — the AI reasons across both structured data and documents.</w:t>
+            </w:r>
+          </w:p>
+        </w:tc>
+      </w:tr>
+    </w:tbl>
     <w:p>
       <w:pPr>
         <w:spacing w:after="80"/>
@@ -1961,6 +2159,155 @@
           <w:szCs w:val="26"/>
         </w:rPr>
         <w:t xml:space="preserve">Talking Points</w:t>
+      </w:r>
+    </w:p>
+    <w:tbl>
+      <w:tblPr>
+        <w:tblW w:type="pct" w:w="100%"/>
+        <w:tblBorders>
+          <w:top w:val="single" w:color="auto" w:sz="4"/>
+          <w:left w:val="single" w:color="auto" w:sz="4"/>
+          <w:bottom w:val="single" w:color="auto" w:sz="4"/>
+          <w:right w:val="single" w:color="auto" w:sz="4"/>
+          <w:insideH w:val="single" w:color="auto" w:sz="4"/>
+          <w:insideV w:val="single" w:color="auto" w:sz="4"/>
+        </w:tblBorders>
+      </w:tblPr>
+      <w:tblGrid>
+        <w:gridCol w:w="100"/>
+      </w:tblGrid>
+      <w:tr>
+        <w:tc>
+          <w:tcPr>
+            <w:tcW w:type="pct" w:w="100%"/>
+            <w:tcBorders>
+              <w:top w:val="single" w:color="009845" w:sz="1"/>
+              <w:left w:val="single" w:color="009845" w:sz="6"/>
+              <w:bottom w:val="single" w:color="009845" w:sz="1"/>
+              <w:right w:val="none"/>
+            </w:tcBorders>
+            <w:shd w:color="E0F5EA" w:val="solid"/>
+            <w:tcMar>
+              <w:top w:type="dxa" w:w="40"/>
+              <w:left w:type="dxa" w:w="120"/>
+              <w:bottom w:type="dxa" w:w="40"/>
+              <w:right w:type="dxa" w:w="120"/>
+            </w:tcMar>
+          </w:tcPr>
+          <w:p>
+            <w:pPr>
+              <w:spacing w:after="30"/>
+            </w:pPr>
+            <w:r>
+              <w:rPr>
+                <w:rFonts w:ascii="Inter" w:cs="Inter" w:eastAsia="Inter" w:hAnsi="Inter"/>
+                <w:b/>
+                <w:bCs/>
+                <w:color w:val="009845"/>
+                <w:sz w:val="16"/>
+                <w:szCs w:val="16"/>
+              </w:rPr>
+              <w:t xml:space="preserve">TELL (after showing)</w:t>
+            </w:r>
+          </w:p>
+          <w:p>
+            <w:pPr>
+              <w:spacing w:after="0"/>
+            </w:pPr>
+            <w:r>
+              <w:rPr>
+                <w:rFonts w:ascii="Inter" w:cs="Inter" w:eastAsia="Inter" w:hAnsi="Inter"/>
+                <w:i/>
+                <w:iCs/>
+                <w:color w:val="454659"/>
+                <w:sz w:val="18"/>
+                <w:szCs w:val="18"/>
+              </w:rPr>
+              <w:t xml:space="preserve">Two apps, 10 sheets, one version of truth. Every KPI traces back to a governed Gold data product. The Agentic Analytics layer lets anyone ask questions in plain language and get answers that combine real data with document context. No more 'which number is right?' — it's the same number everywhere.</w:t>
+            </w:r>
+          </w:p>
+        </w:tc>
+      </w:tr>
+    </w:tbl>
+    <w:p>
+      <w:pPr>
+        <w:spacing w:after="80" w:before="80"/>
+      </w:pPr>
+      <w:r>
+        <w:rPr>
+          <w:rFonts w:ascii="Inter" w:cs="Inter" w:eastAsia="Inter" w:hAnsi="Inter"/>
+          <w:b/>
+          <w:bCs/>
+          <w:color w:val="10CFC9"/>
+          <w:sz w:val="20"/>
+          <w:szCs w:val="20"/>
+        </w:rPr>
+        <w:t xml:space="preserve">Ask the audience: </w:t>
+      </w:r>
+      <w:r>
+        <w:rPr>
+          <w:rFonts w:ascii="Inter" w:cs="Inter" w:eastAsia="Inter" w:hAnsi="Inter"/>
+          <w:i/>
+          <w:iCs/>
+          <w:color w:val="454659"/>
+          <w:sz w:val="20"/>
+          <w:szCs w:val="20"/>
+        </w:rPr>
+        <w:t xml:space="preserve">"What if your team could ask a question like 'why did Singapore SLA drop?' and get an answer that includes both the data and the contract context?"</w:t>
+      </w:r>
+    </w:p>
+    <w:p>
+      <w:pPr>
+        <w:spacing w:after="100" w:before="60"/>
+      </w:pPr>
+      <w:r>
+        <w:rPr>
+          <w:rFonts w:ascii="Inter" w:cs="Inter" w:eastAsia="Inter" w:hAnsi="Inter"/>
+          <w:color w:val="454659"/>
+          <w:sz w:val="20"/>
+          <w:szCs w:val="20"/>
+        </w:rPr>
+        <w:t xml:space="preserve">Visualize operational and customer data in real-time from governed sources</w:t>
+      </w:r>
+      <w:r>
+        <w:rPr>
+          <w:rFonts w:ascii="Inter" w:cs="Inter" w:eastAsia="Inter" w:hAnsi="Inter"/>
+          <w:b/>
+          <w:bCs/>
+          <w:color w:val="009845"/>
+          <w:sz w:val="20"/>
+          <w:szCs w:val="20"/>
+        </w:rPr>
+        <w:t xml:space="preserve">  →  so you can  </w:t>
+      </w:r>
+      <w:r>
+        <w:rPr>
+          <w:rFonts w:ascii="Inter" w:cs="Inter" w:eastAsia="Inter" w:hAnsi="Inter"/>
+          <w:color w:val="454659"/>
+          <w:sz w:val="20"/>
+          <w:szCs w:val="20"/>
+        </w:rPr>
+        <w:t xml:space="preserve">give every stakeholder the same trusted numbers</w:t>
+      </w:r>
+      <w:r>
+        <w:rPr>
+          <w:rFonts w:ascii="Inter" w:cs="Inter" w:eastAsia="Inter" w:hAnsi="Inter"/>
+          <w:b/>
+          <w:bCs/>
+          <w:color w:val="009845"/>
+          <w:sz w:val="20"/>
+          <w:szCs w:val="20"/>
+        </w:rPr>
+        <w:t xml:space="preserve">  →  so you can  </w:t>
+      </w:r>
+      <w:r>
+        <w:rPr>
+          <w:rFonts w:ascii="Inter" w:cs="Inter" w:eastAsia="Inter" w:hAnsi="Inter"/>
+          <w:color w:val="454659"/>
+          <w:sz w:val="20"/>
+          <w:szCs w:val="20"/>
+        </w:rPr>
+        <w:t xml:space="preserve">let business users self-serve insights through conversational AI instead of filing dashboard requests</w:t>
       </w:r>
     </w:p>
     <w:p>

--- a/documents/demo-scripts/06_Analytics_Apps.docx
+++ b/documents/demo-scripts/06_Analytics_Apps.docx
@@ -18,7 +18,7 @@
           <w:sz w:val="30"/>
           <w:szCs w:val="30"/>
         </w:rPr>
-        <w:t xml:space="preserve">Module 6: Analytics Apps (Qlik Sense)</w:t>
+        <w:t xml:space="preserve">Module 6: Analytics Apps (Qlik Analytics)</w:t>
       </w:r>
     </w:p>
     <w:tbl>
@@ -256,7 +256,7 @@
                 <w:sz w:val="20"/>
                 <w:szCs w:val="20"/>
               </w:rPr>
-              <w:t xml:space="preserve">Qlik Sense, Business Logic, Agentic Analytics, Section Access, MCG Dark Theme</w:t>
+              <w:t xml:space="preserve">Qlik Analytics, Business Logic, Agentic Analytics, Section Access, MCG Dark Theme</w:t>
             </w:r>
           </w:p>
         </w:tc>
@@ -294,7 +294,7 @@
           <w:sz w:val="21"/>
           <w:szCs w:val="21"/>
         </w:rPr>
-        <w:t xml:space="preserve">Two domain-based Qlik Sense apps bring MCG's data to life: Supply Chain Operations (inventory, cold chain, compliance) and Delivery &amp; Customer Experience (carrier SLAs, WISMO, order tracking). Both use the MCG Dark Theme and connect to Gold-layer data products with streaming IoT data.</w:t>
+        <w:t xml:space="preserve">Two domain-based Qlik Analytics apps bring MCG's data to life: Supply Chain Operations (inventory, cold chain, compliance) and Delivery &amp; Customer Experience (carrier SLAs, WISMO, order tracking). Both use the MCG Dark Theme and connect to Gold-layer data products with streaming IoT data.</w:t>
       </w:r>
     </w:p>
     <w:p>

--- a/documents/demo-scripts/06_Analytics_Apps.docx
+++ b/documents/demo-scripts/06_Analytics_Apps.docx
@@ -1290,6 +1290,392 @@
                 <w:szCs w:val="19"/>
               </w:rPr>
               <w:t xml:space="preserve">Avg quality score</w:t>
+            </w:r>
+          </w:p>
+        </w:tc>
+      </w:tr>
+    </w:tbl>
+    <w:p>
+      <w:pPr>
+        <w:spacing w:after="120" w:before="280"/>
+      </w:pPr>
+      <w:r>
+        <w:rPr>
+          <w:rFonts w:ascii="Inter" w:cs="Inter" w:eastAsia="Inter" w:hAnsi="Inter"/>
+          <w:b/>
+          <w:bCs/>
+          <w:color w:val="006580"/>
+          <w:sz w:val="26"/>
+          <w:szCs w:val="26"/>
+        </w:rPr>
+        <w:t xml:space="preserve">Build the Sheets via Qlik MCP (Agentic Authoring)</w:t>
+      </w:r>
+    </w:p>
+    <w:p>
+      <w:pPr>
+        <w:spacing w:after="120"/>
+        <w:jc w:val="left"/>
+      </w:pPr>
+      <w:r>
+        <w:rPr>
+          <w:rFonts w:ascii="Inter" w:cs="Inter" w:eastAsia="Inter" w:hAnsi="Inter"/>
+          <w:b w:val="false"/>
+          <w:bCs w:val="false"/>
+          <w:i w:val="false"/>
+          <w:iCs w:val="false"/>
+          <w:color w:val="454659"/>
+          <w:sz w:val="21"/>
+          <w:szCs w:val="21"/>
+        </w:rPr>
+        <w:t xml:space="preserve">The deploy creates both apps empty — each carries only its load script, which reads directly from the pipeline's gold data products and silver datasets. The sheets are then authored conversationally through the Qlik MCP server:</w:t>
+      </w:r>
+    </w:p>
+    <w:p>
+      <w:pPr>
+        <w:spacing w:after="80"/>
+        <w:ind w:left="431"/>
+      </w:pPr>
+      <w:r>
+        <w:rPr>
+          <w:rFonts w:ascii="Inter" w:cs="Inter" w:eastAsia="Inter" w:hAnsi="Inter"/>
+          <w:b/>
+          <w:bCs/>
+          <w:color w:val="006580"/>
+          <w:sz w:val="21"/>
+          <w:szCs w:val="21"/>
+        </w:rPr>
+        <w:t xml:space="preserve">1. </w:t>
+      </w:r>
+      <w:r>
+        <w:rPr>
+          <w:rFonts w:ascii="Inter" w:cs="Inter" w:eastAsia="Inter" w:hAnsi="Inter"/>
+          <w:b w:val="false"/>
+          <w:bCs w:val="false"/>
+          <w:color w:val="454659"/>
+          <w:sz w:val="21"/>
+          <w:szCs w:val="21"/>
+        </w:rPr>
+        <w:t xml:space="preserve">Run the deploy (or the Build Apps page) — apps are created with their QVS load scripts and reloaded against the data products</w:t>
+      </w:r>
+    </w:p>
+    <w:p>
+      <w:pPr>
+        <w:spacing w:after="80"/>
+        <w:ind w:left="431"/>
+      </w:pPr>
+      <w:r>
+        <w:rPr>
+          <w:rFonts w:ascii="Inter" w:cs="Inter" w:eastAsia="Inter" w:hAnsi="Inter"/>
+          <w:b/>
+          <w:bCs/>
+          <w:color w:val="006580"/>
+          <w:sz w:val="21"/>
+          <w:szCs w:val="21"/>
+        </w:rPr>
+        <w:t xml:space="preserve">2. </w:t>
+      </w:r>
+      <w:r>
+        <w:rPr>
+          <w:rFonts w:ascii="Inter" w:cs="Inter" w:eastAsia="Inter" w:hAnsi="Inter"/>
+          <w:b w:val="false"/>
+          <w:bCs w:val="false"/>
+          <w:color w:val="454659"/>
+          <w:sz w:val="21"/>
+          <w:szCs w:val="21"/>
+        </w:rPr>
+        <w:t xml:space="preserve">Open the deploy UI &gt; Build Apps page &gt; Sheet Prompts (Qlik MCP) — one ready-made prompt per sheet, with copy buttons</w:t>
+      </w:r>
+    </w:p>
+    <w:p>
+      <w:pPr>
+        <w:spacing w:after="80"/>
+        <w:ind w:left="431"/>
+      </w:pPr>
+      <w:r>
+        <w:rPr>
+          <w:rFonts w:ascii="Inter" w:cs="Inter" w:eastAsia="Inter" w:hAnsi="Inter"/>
+          <w:b/>
+          <w:bCs/>
+          <w:color w:val="006580"/>
+          <w:sz w:val="21"/>
+          <w:szCs w:val="21"/>
+        </w:rPr>
+        <w:t xml:space="preserve">3. </w:t>
+      </w:r>
+      <w:r>
+        <w:rPr>
+          <w:rFonts w:ascii="Inter" w:cs="Inter" w:eastAsia="Inter" w:hAnsi="Inter"/>
+          <w:b w:val="false"/>
+          <w:bCs w:val="false"/>
+          <w:color w:val="454659"/>
+          <w:sz w:val="21"/>
+          <w:szCs w:val="21"/>
+        </w:rPr>
+        <w:t xml:space="preserve">In Claude (Desktop or Code) with the Qlik MCP server connected (Module 13 covers the setup), paste a prompt:</w:t>
+      </w:r>
+    </w:p>
+    <w:tbl>
+      <w:tblPr>
+        <w:tblW w:type="pct" w:w="100%"/>
+        <w:tblBorders>
+          <w:top w:val="single" w:color="auto" w:sz="4"/>
+          <w:left w:val="single" w:color="auto" w:sz="4"/>
+          <w:bottom w:val="single" w:color="auto" w:sz="4"/>
+          <w:right w:val="single" w:color="auto" w:sz="4"/>
+          <w:insideH w:val="single" w:color="auto" w:sz="4"/>
+          <w:insideV w:val="single" w:color="auto" w:sz="4"/>
+        </w:tblBorders>
+      </w:tblPr>
+      <w:tblGrid>
+        <w:gridCol w:w="100"/>
+        <w:gridCol w:w="100"/>
+      </w:tblGrid>
+      <w:tr>
+        <w:tc>
+          <w:tcPr>
+            <w:tcW w:type="pct" w:w="2%"/>
+            <w:tcBorders>
+              <w:top w:val="none"/>
+              <w:left w:val="none"/>
+              <w:bottom w:val="none"/>
+              <w:right w:val="none"/>
+            </w:tcBorders>
+            <w:shd w:color="006580" w:val="solid"/>
+          </w:tcPr>
+          <w:p>
+            <w:pPr>
+              <w:spacing w:after="0"/>
+            </w:pPr>
+            <w:r>
+              <w:rPr>
+                <w:sz w:val="10"/>
+                <w:szCs w:val="10"/>
+              </w:rPr>
+              <w:t xml:space="preserve"> </w:t>
+            </w:r>
+          </w:p>
+        </w:tc>
+        <w:tc>
+          <w:tcPr>
+            <w:tcW w:type="pct" w:w="98%"/>
+            <w:shd w:color="E0F2F5" w:val="solid"/>
+            <w:tcMar>
+              <w:top w:type="dxa" w:w="60"/>
+              <w:left w:type="dxa" w:w="120"/>
+              <w:bottom w:type="dxa" w:w="60"/>
+              <w:right w:type="dxa" w:w="120"/>
+            </w:tcMar>
+          </w:tcPr>
+          <w:p>
+            <w:pPr>
+              <w:spacing w:after="40"/>
+            </w:pPr>
+            <w:r>
+              <w:rPr>
+                <w:rFonts w:ascii="Inter" w:cs="Inter" w:eastAsia="Inter" w:hAnsi="Inter"/>
+                <w:b/>
+                <w:bCs/>
+                <w:color w:val="006580"/>
+                <w:sz w:val="18"/>
+                <w:szCs w:val="18"/>
+              </w:rPr>
+              <w:t xml:space="preserve">Ask Claude (Qlik MCP connected)</w:t>
+            </w:r>
+          </w:p>
+          <w:p>
+            <w:pPr>
+              <w:spacing w:after="0"/>
+            </w:pPr>
+            <w:r>
+              <w:rPr>
+                <w:rFonts w:ascii="Consolas" w:cs="Consolas" w:eastAsia="Consolas" w:hAnsi="Consolas"/>
+                <w:color w:val="454659"/>
+                <w:sz w:val="20"/>
+                <w:szCs w:val="20"/>
+              </w:rPr>
+              <w:t xml:space="preserve">In the Qlik app 'MCG Supply Chain Operations', create a sheet named 'Inventory Health Overview'. Add four KPI objects: 'Inventory Record Accuracy' = Avg([IRA %]) ...</w:t>
+            </w:r>
+          </w:p>
+        </w:tc>
+      </w:tr>
+    </w:tbl>
+    <w:tbl>
+      <w:tblPr>
+        <w:tblW w:type="pct" w:w="100%"/>
+        <w:tblBorders>
+          <w:top w:val="single" w:color="auto" w:sz="4"/>
+          <w:left w:val="single" w:color="auto" w:sz="4"/>
+          <w:bottom w:val="single" w:color="auto" w:sz="4"/>
+          <w:right w:val="single" w:color="auto" w:sz="4"/>
+          <w:insideH w:val="single" w:color="auto" w:sz="4"/>
+          <w:insideV w:val="single" w:color="auto" w:sz="4"/>
+        </w:tblBorders>
+      </w:tblPr>
+      <w:tblGrid>
+        <w:gridCol w:w="100"/>
+        <w:gridCol w:w="100"/>
+      </w:tblGrid>
+      <w:tr>
+        <w:tc>
+          <w:tcPr>
+            <w:tcW w:type="pct" w:w="2%"/>
+            <w:tcBorders>
+              <w:top w:val="none"/>
+              <w:left w:val="none"/>
+              <w:bottom w:val="none"/>
+              <w:right w:val="none"/>
+            </w:tcBorders>
+            <w:shd w:color="009845" w:val="solid"/>
+          </w:tcPr>
+          <w:p>
+            <w:pPr>
+              <w:spacing w:after="0"/>
+            </w:pPr>
+            <w:r>
+              <w:rPr>
+                <w:sz w:val="10"/>
+                <w:szCs w:val="10"/>
+              </w:rPr>
+              <w:t xml:space="preserve"> </w:t>
+            </w:r>
+          </w:p>
+        </w:tc>
+        <w:tc>
+          <w:tcPr>
+            <w:tcW w:type="pct" w:w="98%"/>
+            <w:shd w:color="E0F5EA" w:val="solid"/>
+            <w:tcMar>
+              <w:top w:type="dxa" w:w="60"/>
+              <w:left w:type="dxa" w:w="120"/>
+              <w:bottom w:type="dxa" w:w="60"/>
+              <w:right w:type="dxa" w:w="120"/>
+            </w:tcMar>
+          </w:tcPr>
+          <w:p>
+            <w:pPr>
+              <w:spacing w:after="40"/>
+            </w:pPr>
+            <w:r>
+              <w:rPr>
+                <w:rFonts w:ascii="Inter" w:cs="Inter" w:eastAsia="Inter" w:hAnsi="Inter"/>
+                <w:b/>
+                <w:bCs/>
+                <w:color w:val="009845"/>
+                <w:sz w:val="18"/>
+                <w:szCs w:val="18"/>
+              </w:rPr>
+              <w:t xml:space="preserve">Expected Response</w:t>
+            </w:r>
+          </w:p>
+          <w:p>
+            <w:pPr>
+              <w:spacing w:after="0"/>
+            </w:pPr>
+            <w:r>
+              <w:rPr>
+                <w:rFonts w:ascii="Inter" w:cs="Inter" w:eastAsia="Inter" w:hAnsi="Inter"/>
+                <w:color w:val="454659"/>
+                <w:sz w:val="20"/>
+                <w:szCs w:val="20"/>
+              </w:rPr>
+              <w:t xml:space="preserve">Claude uses the MCP visualization tools to create the sheet and its objects in the live app, then confirms each object it created. Repeat per sheet — 5 prompts per app, all field names matching the load script.</w:t>
+            </w:r>
+          </w:p>
+        </w:tc>
+      </w:tr>
+    </w:tbl>
+    <w:p>
+      <w:pPr>
+        <w:spacing w:after="80"/>
+        <w:ind w:left="431"/>
+      </w:pPr>
+      <w:r>
+        <w:rPr>
+          <w:rFonts w:ascii="Inter" w:cs="Inter" w:eastAsia="Inter" w:hAnsi="Inter"/>
+          <w:b/>
+          <w:bCs/>
+          <w:color w:val="006580"/>
+          <w:sz w:val="21"/>
+          <w:szCs w:val="21"/>
+        </w:rPr>
+        <w:t xml:space="preserve">4. </w:t>
+      </w:r>
+      <w:r>
+        <w:rPr>
+          <w:rFonts w:ascii="Inter" w:cs="Inter" w:eastAsia="Inter" w:hAnsi="Inter"/>
+          <w:b w:val="false"/>
+          <w:bCs w:val="false"/>
+          <w:color w:val="454659"/>
+          <w:sz w:val="21"/>
+          <w:szCs w:val="21"/>
+        </w:rPr>
+        <w:t xml:space="preserve">Refine conversationally: 'make the reference line 97%', 'sort the bar chart descending', 'add a filter pane for Storage Zone'</w:t>
+      </w:r>
+    </w:p>
+    <w:tbl>
+      <w:tblPr>
+        <w:tblW w:type="pct" w:w="100%"/>
+        <w:tblBorders>
+          <w:top w:val="single" w:color="auto" w:sz="4"/>
+          <w:left w:val="single" w:color="auto" w:sz="4"/>
+          <w:bottom w:val="single" w:color="auto" w:sz="4"/>
+          <w:right w:val="single" w:color="auto" w:sz="4"/>
+          <w:insideH w:val="single" w:color="auto" w:sz="4"/>
+          <w:insideV w:val="single" w:color="auto" w:sz="4"/>
+        </w:tblBorders>
+      </w:tblPr>
+      <w:tblGrid>
+        <w:gridCol w:w="100"/>
+        <w:gridCol w:w="100"/>
+      </w:tblGrid>
+      <w:tr>
+        <w:tc>
+          <w:tcPr>
+            <w:tcW w:type="pct" w:w="1%"/>
+            <w:tcBorders>
+              <w:top w:val="none"/>
+              <w:left w:val="none"/>
+              <w:bottom w:val="none"/>
+              <w:right w:val="none"/>
+            </w:tcBorders>
+            <w:shd w:color="006580" w:val="solid"/>
+          </w:tcPr>
+          <w:p>
+            <w:pPr>
+              <w:spacing w:after="0"/>
+            </w:pPr>
+            <w:r>
+              <w:rPr>
+                <w:sz w:val="10"/>
+                <w:szCs w:val="10"/>
+              </w:rPr>
+              <w:t xml:space="preserve"> </w:t>
+            </w:r>
+          </w:p>
+        </w:tc>
+        <w:tc>
+          <w:tcPr>
+            <w:tcW w:type="pct" w:w="99%"/>
+            <w:shd w:color="F6F7F8" w:val="solid"/>
+            <w:tcMar>
+              <w:top w:type="dxa" w:w="80"/>
+              <w:left w:type="dxa" w:w="120"/>
+              <w:bottom w:type="dxa" w:w="80"/>
+              <w:right w:type="dxa" w:w="120"/>
+            </w:tcMar>
+          </w:tcPr>
+          <w:p>
+            <w:pPr>
+              <w:spacing w:after="0"/>
+            </w:pPr>
+            <w:r>
+              <w:rPr>
+                <w:rFonts w:ascii="Inter" w:cs="Inter" w:eastAsia="Inter" w:hAnsi="Inter"/>
+                <w:color w:val="454659"/>
+                <w:sz w:val="20"/>
+                <w:szCs w:val="20"/>
+              </w:rPr>
+              <w:t xml:space="preserve">Talking point: this is agentic analytics authoring — the app definition (load script) is code mapped to governed data products, and the presentation layer is built by an AI agent through MCP. Rebuild the sheets any time from the same prompt library: deploy/apps/mcp-sheet-prompts.json.</w:t>
             </w:r>
           </w:p>
         </w:tc>

--- a/documents/demo-scripts/06_Analytics_Apps.docx
+++ b/documents/demo-scripts/06_Analytics_Apps.docx
@@ -1327,7 +1327,7 @@
           <w:sz w:val="21"/>
           <w:szCs w:val="21"/>
         </w:rPr>
-        <w:t xml:space="preserve">The deploy creates both apps empty — each carries only its load script, which reads directly from the pipeline's gold data products and silver datasets. The sheets are then authored conversationally through the Qlik MCP server:</w:t>
+        <w:t xml:space="preserve">The deploy creates both apps empty — each carries only its load script, which reads the pipeline's gold data products and silver datasets from the Open Lakehouse through the Amazon Athena connection. The sheets are then authored conversationally through the Qlik MCP server:</w:t>
       </w:r>
     </w:p>
     <w:p>

--- a/documents/demo-scripts/06_Analytics_Apps.docx
+++ b/documents/demo-scripts/06_Analytics_Apps.docx
@@ -262,6 +262,33 @@
         </w:tc>
       </w:tr>
     </w:tbl>
+    <w:p>
+      <w:pPr>
+        <w:spacing w:after="120" w:before="80"/>
+      </w:pPr>
+      <w:r>
+        <w:rPr>
+          <w:rFonts w:ascii="Inter" w:cs="Inter" w:eastAsia="Inter" w:hAnsi="Inter"/>
+          <w:b/>
+          <w:bCs/>
+          <w:color w:val="006580"/>
+          <w:sz w:val="20"/>
+          <w:szCs w:val="20"/>
+        </w:rPr>
+        <w:t xml:space="preserve">Project Qlarity context:  </w:t>
+      </w:r>
+      <w:r>
+        <w:rPr>
+          <w:rFonts w:ascii="Inter" w:cs="Inter" w:eastAsia="Inter" w:hAnsi="Inter"/>
+          <w:i/>
+          <w:iCs/>
+          <w:color w:val="454659"/>
+          <w:sz w:val="20"/>
+          <w:szCs w:val="20"/>
+        </w:rPr>
+        <w:t xml:space="preserve">Project Qlarity Phase 2 (Analytics &amp; Quality): full analytics on governed data. The inventory and cold-chain dashboards (begun in Phase 1) plus the Executive Cost Impact view quantify all Seven Nightmares; the in-app Qlik Answers preview bridges to Phase 3 conversational AI.</w:t>
+      </w:r>
+    </w:p>
     <w:p>
       <w:pPr>
         <w:spacing w:after="120" w:before="280"/>
@@ -3137,7 +3164,7 @@
         <w:sz w:val="18"/>
         <w:szCs w:val="18"/>
       </w:rPr>
-      <w:t xml:space="preserve">DEMO SCRIPT — Module 6</w:t>
+      <w:t xml:space="preserve">Project Qlarity Demo Walkthrough — Module 6</w:t>
     </w:r>
   </w:p>
 </w:hdr>

--- a/documents/demo-scripts/06_Analytics_Apps.docx
+++ b/documents/demo-scripts/06_Analytics_Apps.docx
@@ -84,7 +84,7 @@
             <w:r>
               <w:rPr>
                 <w:rFonts w:ascii="Inter" w:cs="Inter" w:eastAsia="Inter" w:hAnsi="Inter"/>
-                <w:color w:val="454659"/>
+                <w:color w:val="54565A"/>
                 <w:sz w:val="20"/>
                 <w:szCs w:val="20"/>
               </w:rPr>
@@ -140,7 +140,7 @@
             <w:r>
               <w:rPr>
                 <w:rFonts w:ascii="Inter" w:cs="Inter" w:eastAsia="Inter" w:hAnsi="Inter"/>
-                <w:color w:val="454659"/>
+                <w:color w:val="54565A"/>
                 <w:sz w:val="20"/>
                 <w:szCs w:val="20"/>
               </w:rPr>
@@ -196,7 +196,7 @@
             <w:r>
               <w:rPr>
                 <w:rFonts w:ascii="Inter" w:cs="Inter" w:eastAsia="Inter" w:hAnsi="Inter"/>
-                <w:color w:val="454659"/>
+                <w:color w:val="54565A"/>
                 <w:sz w:val="20"/>
                 <w:szCs w:val="20"/>
               </w:rPr>
@@ -252,7 +252,7 @@
             <w:r>
               <w:rPr>
                 <w:rFonts w:ascii="Inter" w:cs="Inter" w:eastAsia="Inter" w:hAnsi="Inter"/>
-                <w:color w:val="454659"/>
+                <w:color w:val="54565A"/>
                 <w:sz w:val="20"/>
                 <w:szCs w:val="20"/>
               </w:rPr>
@@ -282,7 +282,7 @@
           <w:rFonts w:ascii="Inter" w:cs="Inter" w:eastAsia="Inter" w:hAnsi="Inter"/>
           <w:i/>
           <w:iCs/>
-          <w:color w:val="454659"/>
+          <w:color w:val="54565A"/>
           <w:sz w:val="20"/>
           <w:szCs w:val="20"/>
         </w:rPr>
@@ -317,7 +317,7 @@
           <w:bCs w:val="false"/>
           <w:i w:val="false"/>
           <w:iCs w:val="false"/>
-          <w:color w:val="454659"/>
+          <w:color w:val="54565A"/>
           <w:sz w:val="21"/>
           <w:szCs w:val="21"/>
         </w:rPr>
@@ -461,7 +461,7 @@
             <w:r>
               <w:rPr>
                 <w:rFonts w:ascii="Inter" w:cs="Inter" w:eastAsia="Inter" w:hAnsi="Inter"/>
-                <w:color w:val="454659"/>
+                <w:color w:val="54565A"/>
                 <w:sz w:val="19"/>
                 <w:szCs w:val="19"/>
               </w:rPr>
@@ -486,7 +486,7 @@
             <w:r>
               <w:rPr>
                 <w:rFonts w:ascii="Inter" w:cs="Inter" w:eastAsia="Inter" w:hAnsi="Inter"/>
-                <w:color w:val="454659"/>
+                <w:color w:val="54565A"/>
                 <w:sz w:val="19"/>
                 <w:szCs w:val="19"/>
               </w:rPr>
@@ -511,7 +511,7 @@
             <w:r>
               <w:rPr>
                 <w:rFonts w:ascii="Inter" w:cs="Inter" w:eastAsia="Inter" w:hAnsi="Inter"/>
-                <w:color w:val="454659"/>
+                <w:color w:val="54565A"/>
                 <w:sz w:val="19"/>
                 <w:szCs w:val="19"/>
               </w:rPr>
@@ -537,7 +537,7 @@
             <w:r>
               <w:rPr>
                 <w:rFonts w:ascii="Inter" w:cs="Inter" w:eastAsia="Inter" w:hAnsi="Inter"/>
-                <w:color w:val="454659"/>
+                <w:color w:val="54565A"/>
                 <w:sz w:val="19"/>
                 <w:szCs w:val="19"/>
               </w:rPr>
@@ -561,7 +561,7 @@
             <w:r>
               <w:rPr>
                 <w:rFonts w:ascii="Inter" w:cs="Inter" w:eastAsia="Inter" w:hAnsi="Inter"/>
-                <w:color w:val="454659"/>
+                <w:color w:val="54565A"/>
                 <w:sz w:val="19"/>
                 <w:szCs w:val="19"/>
               </w:rPr>
@@ -585,7 +585,7 @@
             <w:r>
               <w:rPr>
                 <w:rFonts w:ascii="Inter" w:cs="Inter" w:eastAsia="Inter" w:hAnsi="Inter"/>
-                <w:color w:val="454659"/>
+                <w:color w:val="54565A"/>
                 <w:sz w:val="19"/>
                 <w:szCs w:val="19"/>
               </w:rPr>
@@ -612,7 +612,7 @@
             <w:r>
               <w:rPr>
                 <w:rFonts w:ascii="Inter" w:cs="Inter" w:eastAsia="Inter" w:hAnsi="Inter"/>
-                <w:color w:val="454659"/>
+                <w:color w:val="54565A"/>
                 <w:sz w:val="19"/>
                 <w:szCs w:val="19"/>
               </w:rPr>
@@ -637,7 +637,7 @@
             <w:r>
               <w:rPr>
                 <w:rFonts w:ascii="Inter" w:cs="Inter" w:eastAsia="Inter" w:hAnsi="Inter"/>
-                <w:color w:val="454659"/>
+                <w:color w:val="54565A"/>
                 <w:sz w:val="19"/>
                 <w:szCs w:val="19"/>
               </w:rPr>
@@ -662,7 +662,7 @@
             <w:r>
               <w:rPr>
                 <w:rFonts w:ascii="Inter" w:cs="Inter" w:eastAsia="Inter" w:hAnsi="Inter"/>
-                <w:color w:val="454659"/>
+                <w:color w:val="54565A"/>
                 <w:sz w:val="19"/>
                 <w:szCs w:val="19"/>
               </w:rPr>
@@ -688,7 +688,7 @@
             <w:r>
               <w:rPr>
                 <w:rFonts w:ascii="Inter" w:cs="Inter" w:eastAsia="Inter" w:hAnsi="Inter"/>
-                <w:color w:val="454659"/>
+                <w:color w:val="54565A"/>
                 <w:sz w:val="19"/>
                 <w:szCs w:val="19"/>
               </w:rPr>
@@ -712,7 +712,7 @@
             <w:r>
               <w:rPr>
                 <w:rFonts w:ascii="Inter" w:cs="Inter" w:eastAsia="Inter" w:hAnsi="Inter"/>
-                <w:color w:val="454659"/>
+                <w:color w:val="54565A"/>
                 <w:sz w:val="19"/>
                 <w:szCs w:val="19"/>
               </w:rPr>
@@ -736,7 +736,7 @@
             <w:r>
               <w:rPr>
                 <w:rFonts w:ascii="Inter" w:cs="Inter" w:eastAsia="Inter" w:hAnsi="Inter"/>
-                <w:color w:val="454659"/>
+                <w:color w:val="54565A"/>
                 <w:sz w:val="19"/>
                 <w:szCs w:val="19"/>
               </w:rPr>
@@ -763,7 +763,7 @@
             <w:r>
               <w:rPr>
                 <w:rFonts w:ascii="Inter" w:cs="Inter" w:eastAsia="Inter" w:hAnsi="Inter"/>
-                <w:color w:val="454659"/>
+                <w:color w:val="54565A"/>
                 <w:sz w:val="19"/>
                 <w:szCs w:val="19"/>
               </w:rPr>
@@ -788,7 +788,7 @@
             <w:r>
               <w:rPr>
                 <w:rFonts w:ascii="Inter" w:cs="Inter" w:eastAsia="Inter" w:hAnsi="Inter"/>
-                <w:color w:val="454659"/>
+                <w:color w:val="54565A"/>
                 <w:sz w:val="19"/>
                 <w:szCs w:val="19"/>
               </w:rPr>
@@ -813,7 +813,7 @@
             <w:r>
               <w:rPr>
                 <w:rFonts w:ascii="Inter" w:cs="Inter" w:eastAsia="Inter" w:hAnsi="Inter"/>
-                <w:color w:val="454659"/>
+                <w:color w:val="54565A"/>
                 <w:sz w:val="19"/>
                 <w:szCs w:val="19"/>
               </w:rPr>
@@ -960,7 +960,7 @@
             <w:r>
               <w:rPr>
                 <w:rFonts w:ascii="Inter" w:cs="Inter" w:eastAsia="Inter" w:hAnsi="Inter"/>
-                <w:color w:val="454659"/>
+                <w:color w:val="54565A"/>
                 <w:sz w:val="19"/>
                 <w:szCs w:val="19"/>
               </w:rPr>
@@ -985,7 +985,7 @@
             <w:r>
               <w:rPr>
                 <w:rFonts w:ascii="Inter" w:cs="Inter" w:eastAsia="Inter" w:hAnsi="Inter"/>
-                <w:color w:val="454659"/>
+                <w:color w:val="54565A"/>
                 <w:sz w:val="19"/>
                 <w:szCs w:val="19"/>
               </w:rPr>
@@ -1010,7 +1010,7 @@
             <w:r>
               <w:rPr>
                 <w:rFonts w:ascii="Inter" w:cs="Inter" w:eastAsia="Inter" w:hAnsi="Inter"/>
-                <w:color w:val="454659"/>
+                <w:color w:val="54565A"/>
                 <w:sz w:val="19"/>
                 <w:szCs w:val="19"/>
               </w:rPr>
@@ -1036,7 +1036,7 @@
             <w:r>
               <w:rPr>
                 <w:rFonts w:ascii="Inter" w:cs="Inter" w:eastAsia="Inter" w:hAnsi="Inter"/>
-                <w:color w:val="454659"/>
+                <w:color w:val="54565A"/>
                 <w:sz w:val="19"/>
                 <w:szCs w:val="19"/>
               </w:rPr>
@@ -1060,7 +1060,7 @@
             <w:r>
               <w:rPr>
                 <w:rFonts w:ascii="Inter" w:cs="Inter" w:eastAsia="Inter" w:hAnsi="Inter"/>
-                <w:color w:val="454659"/>
+                <w:color w:val="54565A"/>
                 <w:sz w:val="19"/>
                 <w:szCs w:val="19"/>
               </w:rPr>
@@ -1084,7 +1084,7 @@
             <w:r>
               <w:rPr>
                 <w:rFonts w:ascii="Inter" w:cs="Inter" w:eastAsia="Inter" w:hAnsi="Inter"/>
-                <w:color w:val="454659"/>
+                <w:color w:val="54565A"/>
                 <w:sz w:val="19"/>
                 <w:szCs w:val="19"/>
               </w:rPr>
@@ -1111,7 +1111,7 @@
             <w:r>
               <w:rPr>
                 <w:rFonts w:ascii="Inter" w:cs="Inter" w:eastAsia="Inter" w:hAnsi="Inter"/>
-                <w:color w:val="454659"/>
+                <w:color w:val="54565A"/>
                 <w:sz w:val="19"/>
                 <w:szCs w:val="19"/>
               </w:rPr>
@@ -1136,7 +1136,7 @@
             <w:r>
               <w:rPr>
                 <w:rFonts w:ascii="Inter" w:cs="Inter" w:eastAsia="Inter" w:hAnsi="Inter"/>
-                <w:color w:val="454659"/>
+                <w:color w:val="54565A"/>
                 <w:sz w:val="19"/>
                 <w:szCs w:val="19"/>
               </w:rPr>
@@ -1161,7 +1161,7 @@
             <w:r>
               <w:rPr>
                 <w:rFonts w:ascii="Inter" w:cs="Inter" w:eastAsia="Inter" w:hAnsi="Inter"/>
-                <w:color w:val="454659"/>
+                <w:color w:val="54565A"/>
                 <w:sz w:val="19"/>
                 <w:szCs w:val="19"/>
               </w:rPr>
@@ -1187,7 +1187,7 @@
             <w:r>
               <w:rPr>
                 <w:rFonts w:ascii="Inter" w:cs="Inter" w:eastAsia="Inter" w:hAnsi="Inter"/>
-                <w:color w:val="454659"/>
+                <w:color w:val="54565A"/>
                 <w:sz w:val="19"/>
                 <w:szCs w:val="19"/>
               </w:rPr>
@@ -1211,7 +1211,7 @@
             <w:r>
               <w:rPr>
                 <w:rFonts w:ascii="Inter" w:cs="Inter" w:eastAsia="Inter" w:hAnsi="Inter"/>
-                <w:color w:val="454659"/>
+                <w:color w:val="54565A"/>
                 <w:sz w:val="19"/>
                 <w:szCs w:val="19"/>
               </w:rPr>
@@ -1235,7 +1235,7 @@
             <w:r>
               <w:rPr>
                 <w:rFonts w:ascii="Inter" w:cs="Inter" w:eastAsia="Inter" w:hAnsi="Inter"/>
-                <w:color w:val="454659"/>
+                <w:color w:val="54565A"/>
                 <w:sz w:val="19"/>
                 <w:szCs w:val="19"/>
               </w:rPr>
@@ -1262,7 +1262,7 @@
             <w:r>
               <w:rPr>
                 <w:rFonts w:ascii="Inter" w:cs="Inter" w:eastAsia="Inter" w:hAnsi="Inter"/>
-                <w:color w:val="454659"/>
+                <w:color w:val="54565A"/>
                 <w:sz w:val="19"/>
                 <w:szCs w:val="19"/>
               </w:rPr>
@@ -1287,7 +1287,7 @@
             <w:r>
               <w:rPr>
                 <w:rFonts w:ascii="Inter" w:cs="Inter" w:eastAsia="Inter" w:hAnsi="Inter"/>
-                <w:color w:val="454659"/>
+                <w:color w:val="54565A"/>
                 <w:sz w:val="19"/>
                 <w:szCs w:val="19"/>
               </w:rPr>
@@ -1312,7 +1312,7 @@
             <w:r>
               <w:rPr>
                 <w:rFonts w:ascii="Inter" w:cs="Inter" w:eastAsia="Inter" w:hAnsi="Inter"/>
-                <w:color w:val="454659"/>
+                <w:color w:val="54565A"/>
                 <w:sz w:val="19"/>
                 <w:szCs w:val="19"/>
               </w:rPr>
@@ -1350,7 +1350,7 @@
           <w:bCs w:val="false"/>
           <w:i w:val="false"/>
           <w:iCs w:val="false"/>
-          <w:color w:val="454659"/>
+          <w:color w:val="54565A"/>
           <w:sz w:val="21"/>
           <w:szCs w:val="21"/>
         </w:rPr>
@@ -1378,7 +1378,7 @@
           <w:rFonts w:ascii="Inter" w:cs="Inter" w:eastAsia="Inter" w:hAnsi="Inter"/>
           <w:b w:val="false"/>
           <w:bCs w:val="false"/>
-          <w:color w:val="454659"/>
+          <w:color w:val="54565A"/>
           <w:sz w:val="21"/>
           <w:szCs w:val="21"/>
         </w:rPr>
@@ -1406,7 +1406,7 @@
           <w:rFonts w:ascii="Inter" w:cs="Inter" w:eastAsia="Inter" w:hAnsi="Inter"/>
           <w:b w:val="false"/>
           <w:bCs w:val="false"/>
-          <w:color w:val="454659"/>
+          <w:color w:val="54565A"/>
           <w:sz w:val="21"/>
           <w:szCs w:val="21"/>
         </w:rPr>
@@ -1434,7 +1434,7 @@
           <w:rFonts w:ascii="Inter" w:cs="Inter" w:eastAsia="Inter" w:hAnsi="Inter"/>
           <w:b w:val="false"/>
           <w:bCs w:val="false"/>
-          <w:color w:val="454659"/>
+          <w:color w:val="54565A"/>
           <w:sz w:val="21"/>
           <w:szCs w:val="21"/>
         </w:rPr>
@@ -1516,7 +1516,7 @@
             <w:r>
               <w:rPr>
                 <w:rFonts w:ascii="Consolas" w:cs="Consolas" w:eastAsia="Consolas" w:hAnsi="Consolas"/>
-                <w:color w:val="454659"/>
+                <w:color w:val="54565A"/>
                 <w:sz w:val="20"/>
                 <w:szCs w:val="20"/>
               </w:rPr>
@@ -1601,7 +1601,7 @@
             <w:r>
               <w:rPr>
                 <w:rFonts w:ascii="Inter" w:cs="Inter" w:eastAsia="Inter" w:hAnsi="Inter"/>
-                <w:color w:val="454659"/>
+                <w:color w:val="54565A"/>
                 <w:sz w:val="20"/>
                 <w:szCs w:val="20"/>
               </w:rPr>
@@ -1632,7 +1632,7 @@
           <w:rFonts w:ascii="Inter" w:cs="Inter" w:eastAsia="Inter" w:hAnsi="Inter"/>
           <w:b w:val="false"/>
           <w:bCs w:val="false"/>
-          <w:color w:val="454659"/>
+          <w:color w:val="54565A"/>
           <w:sz w:val="21"/>
           <w:szCs w:val="21"/>
         </w:rPr>
@@ -1698,7 +1698,7 @@
             <w:r>
               <w:rPr>
                 <w:rFonts w:ascii="Inter" w:cs="Inter" w:eastAsia="Inter" w:hAnsi="Inter"/>
-                <w:color w:val="454659"/>
+                <w:color w:val="54565A"/>
                 <w:sz w:val="20"/>
                 <w:szCs w:val="20"/>
               </w:rPr>
@@ -1801,7 +1801,7 @@
                 <w:rFonts w:ascii="Inter" w:cs="Inter" w:eastAsia="Inter" w:hAnsi="Inter"/>
                 <w:i/>
                 <w:iCs/>
-                <w:color w:val="454659"/>
+                <w:color w:val="54565A"/>
                 <w:sz w:val="20"/>
                 <w:szCs w:val="20"/>
               </w:rPr>
@@ -1831,7 +1831,7 @@
           <w:rFonts w:ascii="Inter" w:cs="Inter" w:eastAsia="Inter" w:hAnsi="Inter"/>
           <w:i/>
           <w:iCs/>
-          <w:color w:val="454659"/>
+          <w:color w:val="54565A"/>
           <w:sz w:val="20"/>
           <w:szCs w:val="20"/>
         </w:rPr>
@@ -1912,7 +1912,7 @@
                 <w:rFonts w:ascii="Inter" w:cs="Inter" w:eastAsia="Inter" w:hAnsi="Inter"/>
                 <w:i/>
                 <w:iCs/>
-                <w:color w:val="454659"/>
+                <w:color w:val="54565A"/>
                 <w:sz w:val="18"/>
                 <w:szCs w:val="18"/>
               </w:rPr>
@@ -1943,7 +1943,7 @@
           <w:rFonts w:ascii="Inter" w:cs="Inter" w:eastAsia="Inter" w:hAnsi="Inter"/>
           <w:b w:val="false"/>
           <w:bCs w:val="false"/>
-          <w:color w:val="454659"/>
+          <w:color w:val="54565A"/>
           <w:sz w:val="21"/>
           <w:szCs w:val="21"/>
         </w:rPr>
@@ -1971,7 +1971,7 @@
           <w:rFonts w:ascii="Inter" w:cs="Inter" w:eastAsia="Inter" w:hAnsi="Inter"/>
           <w:b w:val="false"/>
           <w:bCs w:val="false"/>
-          <w:color w:val="454659"/>
+          <w:color w:val="54565A"/>
           <w:sz w:val="21"/>
           <w:szCs w:val="21"/>
         </w:rPr>
@@ -1999,7 +1999,7 @@
           <w:rFonts w:ascii="Inter" w:cs="Inter" w:eastAsia="Inter" w:hAnsi="Inter"/>
           <w:b w:val="false"/>
           <w:bCs w:val="false"/>
-          <w:color w:val="454659"/>
+          <w:color w:val="54565A"/>
           <w:sz w:val="21"/>
           <w:szCs w:val="21"/>
         </w:rPr>
@@ -2027,7 +2027,7 @@
           <w:rFonts w:ascii="Inter" w:cs="Inter" w:eastAsia="Inter" w:hAnsi="Inter"/>
           <w:b w:val="false"/>
           <w:bCs w:val="false"/>
-          <w:color w:val="454659"/>
+          <w:color w:val="54565A"/>
           <w:sz w:val="21"/>
           <w:szCs w:val="21"/>
         </w:rPr>
@@ -2055,7 +2055,7 @@
           <w:rFonts w:ascii="Inter" w:cs="Inter" w:eastAsia="Inter" w:hAnsi="Inter"/>
           <w:b w:val="false"/>
           <w:bCs w:val="false"/>
-          <w:color w:val="454659"/>
+          <w:color w:val="54565A"/>
           <w:sz w:val="21"/>
           <w:szCs w:val="21"/>
         </w:rPr>
@@ -2083,7 +2083,7 @@
           <w:rFonts w:ascii="Inter" w:cs="Inter" w:eastAsia="Inter" w:hAnsi="Inter"/>
           <w:b w:val="false"/>
           <w:bCs w:val="false"/>
-          <w:color w:val="454659"/>
+          <w:color w:val="54565A"/>
           <w:sz w:val="21"/>
           <w:szCs w:val="21"/>
         </w:rPr>
@@ -2111,7 +2111,7 @@
           <w:rFonts w:ascii="Inter" w:cs="Inter" w:eastAsia="Inter" w:hAnsi="Inter"/>
           <w:b w:val="false"/>
           <w:bCs w:val="false"/>
-          <w:color w:val="454659"/>
+          <w:color w:val="54565A"/>
           <w:sz w:val="21"/>
           <w:szCs w:val="21"/>
         </w:rPr>
@@ -2139,7 +2139,7 @@
           <w:rFonts w:ascii="Inter" w:cs="Inter" w:eastAsia="Inter" w:hAnsi="Inter"/>
           <w:b w:val="false"/>
           <w:bCs w:val="false"/>
-          <w:color w:val="454659"/>
+          <w:color w:val="54565A"/>
           <w:sz w:val="21"/>
           <w:szCs w:val="21"/>
         </w:rPr>
@@ -2183,7 +2183,7 @@
           <w:rFonts w:ascii="Inter" w:cs="Inter" w:eastAsia="Inter" w:hAnsi="Inter"/>
           <w:b w:val="false"/>
           <w:bCs w:val="false"/>
-          <w:color w:val="454659"/>
+          <w:color w:val="54565A"/>
           <w:sz w:val="21"/>
           <w:szCs w:val="21"/>
         </w:rPr>
@@ -2265,7 +2265,7 @@
             <w:r>
               <w:rPr>
                 <w:rFonts w:ascii="Consolas" w:cs="Consolas" w:eastAsia="Consolas" w:hAnsi="Consolas"/>
-                <w:color w:val="454659"/>
+                <w:color w:val="54565A"/>
                 <w:sz w:val="20"/>
                 <w:szCs w:val="20"/>
               </w:rPr>
@@ -2350,7 +2350,7 @@
             <w:r>
               <w:rPr>
                 <w:rFonts w:ascii="Inter" w:cs="Inter" w:eastAsia="Inter" w:hAnsi="Inter"/>
-                <w:color w:val="454659"/>
+                <w:color w:val="54565A"/>
                 <w:sz w:val="20"/>
                 <w:szCs w:val="20"/>
               </w:rPr>
@@ -2381,7 +2381,7 @@
           <w:rFonts w:ascii="Inter" w:cs="Inter" w:eastAsia="Inter" w:hAnsi="Inter"/>
           <w:b w:val="false"/>
           <w:bCs w:val="false"/>
-          <w:color w:val="454659"/>
+          <w:color w:val="54565A"/>
           <w:sz w:val="21"/>
           <w:szCs w:val="21"/>
         </w:rPr>
@@ -2463,7 +2463,7 @@
             <w:r>
               <w:rPr>
                 <w:rFonts w:ascii="Consolas" w:cs="Consolas" w:eastAsia="Consolas" w:hAnsi="Consolas"/>
-                <w:color w:val="454659"/>
+                <w:color w:val="54565A"/>
                 <w:sz w:val="20"/>
                 <w:szCs w:val="20"/>
               </w:rPr>
@@ -2548,7 +2548,7 @@
             <w:r>
               <w:rPr>
                 <w:rFonts w:ascii="Inter" w:cs="Inter" w:eastAsia="Inter" w:hAnsi="Inter"/>
-                <w:color w:val="454659"/>
+                <w:color w:val="54565A"/>
                 <w:sz w:val="20"/>
                 <w:szCs w:val="20"/>
               </w:rPr>
@@ -2632,7 +2632,7 @@
                 <w:rFonts w:ascii="Inter" w:cs="Inter" w:eastAsia="Inter" w:hAnsi="Inter"/>
                 <w:i/>
                 <w:iCs/>
-                <w:color w:val="454659"/>
+                <w:color w:val="54565A"/>
                 <w:sz w:val="18"/>
                 <w:szCs w:val="18"/>
               </w:rPr>
@@ -2662,7 +2662,7 @@
           <w:rFonts w:ascii="Inter" w:cs="Inter" w:eastAsia="Inter" w:hAnsi="Inter"/>
           <w:i/>
           <w:iCs/>
-          <w:color w:val="454659"/>
+          <w:color w:val="54565A"/>
           <w:sz w:val="20"/>
           <w:szCs w:val="20"/>
         </w:rPr>
@@ -2676,7 +2676,7 @@
       <w:r>
         <w:rPr>
           <w:rFonts w:ascii="Inter" w:cs="Inter" w:eastAsia="Inter" w:hAnsi="Inter"/>
-          <w:color w:val="454659"/>
+          <w:color w:val="54565A"/>
           <w:sz w:val="20"/>
           <w:szCs w:val="20"/>
         </w:rPr>
@@ -2696,7 +2696,7 @@
       <w:r>
         <w:rPr>
           <w:rFonts w:ascii="Inter" w:cs="Inter" w:eastAsia="Inter" w:hAnsi="Inter"/>
-          <w:color w:val="454659"/>
+          <w:color w:val="54565A"/>
           <w:sz w:val="20"/>
           <w:szCs w:val="20"/>
         </w:rPr>
@@ -2716,7 +2716,7 @@
       <w:r>
         <w:rPr>
           <w:rFonts w:ascii="Inter" w:cs="Inter" w:eastAsia="Inter" w:hAnsi="Inter"/>
-          <w:color w:val="454659"/>
+          <w:color w:val="54565A"/>
           <w:sz w:val="20"/>
           <w:szCs w:val="20"/>
         </w:rPr>
@@ -2921,35 +2921,11 @@
     <w:r>
       <w:rPr>
         <w:rFonts w:ascii="Inter" w:cs="Inter" w:eastAsia="Inter" w:hAnsi="Inter"/>
-        <w:color w:val="454659"/>
+        <w:color w:val="54565A"/>
         <w:sz w:val="14"/>
         <w:szCs w:val="14"/>
       </w:rPr>
-      <w:t xml:space="preserve">Meridian Commerce Group  •  </w:t>
-    </w:r>
-    <w:r>
-      <w:rPr>
-        <w:rFonts w:ascii="Inter" w:cs="Inter" w:eastAsia="Inter" w:hAnsi="Inter"/>
-        <w:color w:val="454659"/>
-        <w:sz w:val="14"/>
-        <w:szCs w:val="14"/>
-      </w:rPr>
-      <w:t xml:space="preserve">Weena 505, 3013 AL Rotterdam, Netherlands</w:t>
-    </w:r>
-  </w:p>
-  <w:p>
-    <w:pPr>
-      <w:spacing w:after="0" w:before="0"/>
-      <w:jc w:val="center"/>
-    </w:pPr>
-    <w:r>
-      <w:rPr>
-        <w:rFonts w:ascii="Inter" w:cs="Inter" w:eastAsia="Inter" w:hAnsi="Inter"/>
-        <w:color w:val="454659"/>
-        <w:sz w:val="14"/>
-        <w:szCs w:val="14"/>
-      </w:rPr>
-      <w:t xml:space="preserve">+31 10 798 4000  •  www.meridiancommerce.com  •  info@meridiancommerce.com</w:t>
+      <w:t xml:space="preserve">Qlik</w:t>
     </w:r>
   </w:p>
   <w:p>
@@ -2971,7 +2947,7 @@
     <w:r>
       <w:rPr>
         <w:rFonts w:ascii="Inter" w:cs="Inter" w:eastAsia="Inter" w:hAnsi="Inter"/>
-        <w:color w:val="454659"/>
+        <w:color w:val="54565A"/>
         <w:sz w:val="13"/>
         <w:szCs w:val="13"/>
       </w:rPr>
@@ -2980,7 +2956,7 @@
     <w:r>
       <w:rPr>
         <w:rFonts w:ascii="Inter" w:cs="Inter" w:eastAsia="Inter" w:hAnsi="Inter"/>
-        <w:color w:val="454659"/>
+        <w:color w:val="54565A"/>
         <w:sz w:val="13"/>
         <w:szCs w:val="13"/>
       </w:rPr>
@@ -3034,12 +3010,12 @@
 <w:hdr xmlns:wpc="http://schemas.microsoft.com/office/word/2010/wordprocessingCanvas" xmlns:mc="http://schemas.openxmlformats.org/markup-compatibility/2006" xmlns:o="urn:schemas-microsoft-com:office:office" xmlns:r="http://schemas.openxmlformats.org/officeDocument/2006/relationships" xmlns:m="http://schemas.openxmlformats.org/officeDocument/2006/math" xmlns:v="urn:schemas-microsoft-com:vml" xmlns:wp14="http://schemas.microsoft.com/office/word/2010/wordprocessingDrawing" xmlns:wp="http://schemas.openxmlformats.org/drawingml/2006/wordprocessingDrawing" xmlns:w10="urn:schemas-microsoft-com:office:word" xmlns:w="http://schemas.openxmlformats.org/wordprocessingml/2006/main" xmlns:w14="http://schemas.microsoft.com/office/word/2010/wordml" xmlns:w15="http://schemas.microsoft.com/office/word/2012/wordml" xmlns:wpg="http://schemas.microsoft.com/office/word/2010/wordprocessingGroup" xmlns:wpi="http://schemas.microsoft.com/office/word/2010/wordprocessingInk" xmlns:wne="http://schemas.microsoft.com/office/word/2006/wordml" xmlns:wps="http://schemas.microsoft.com/office/word/2010/wordprocessingShape" xmlns:cx="http://schemas.microsoft.com/office/drawing/2014/chartex" xmlns:cx1="http://schemas.microsoft.com/office/drawing/2015/9/8/chartex" xmlns:cx2="http://schemas.microsoft.com/office/drawing/2015/10/21/chartex" xmlns:cx3="http://schemas.microsoft.com/office/drawing/2016/5/9/chartex" xmlns:cx4="http://schemas.microsoft.com/office/drawing/2016/5/10/chartex" xmlns:cx5="http://schemas.microsoft.com/office/drawing/2016/5/11/chartex" xmlns:cx6="http://schemas.microsoft.com/office/drawing/2016/5/12/chartex" xmlns:cx7="http://schemas.microsoft.com/office/drawing/2016/5/13/chartex" xmlns:cx8="http://schemas.microsoft.com/office/drawing/2016/5/14/chartex" xmlns:w16cid="http://schemas.microsoft.com/office/word/2016/wordml/cid" xmlns:w16se="http://schemas.microsoft.com/office/word/2015/wordml/symex">
   <w:p>
     <w:pPr>
-      <w:spacing w:after="0"/>
+      <w:spacing w:after="60"/>
     </w:pPr>
     <w:r>
       <w:drawing>
         <wp:inline distT="0" distB="0" distL="0" distR="0">
-          <wp:extent cx="762000" cy="333375"/>
+          <wp:extent cx="1123950" cy="628650"/>
           <wp:effectExtent t="0" r="0" b="0" l="0"/>
           <wp:docPr id="1" name="" descr="" title=""/>
           <wp:cNvGraphicFramePr>
@@ -3064,7 +3040,7 @@
                 <pic:spPr bwMode="auto">
                   <a:xfrm>
                     <a:off x="0" y="0"/>
-                    <a:ext cx="762000" cy="333375"/>
+                    <a:ext cx="1123950" cy="628650"/>
                   </a:xfrm>
                   <a:prstGeom prst="rect">
                     <a:avLst/>
@@ -3075,63 +3051,6 @@
           </a:graphic>
         </wp:inline>
       </w:drawing>
-    </w:r>
-    <w:r>
-      <w:rPr>
-        <w:rFonts w:ascii="Inter" w:cs="Inter" w:eastAsia="Inter" w:hAnsi="Inter"/>
-        <w:sz w:val="20"/>
-        <w:szCs w:val="20"/>
-      </w:rPr>
-      <w:t xml:space="preserve">   </w:t>
-    </w:r>
-    <w:r>
-      <w:rPr>
-        <w:rFonts w:ascii="Inter" w:cs="Inter" w:eastAsia="Inter" w:hAnsi="Inter"/>
-        <w:b/>
-        <w:bCs/>
-        <w:color w:val="19416C"/>
-        <w:sz w:val="26"/>
-        <w:szCs w:val="26"/>
-      </w:rPr>
-      <w:t xml:space="preserve">MERIDIAN</w:t>
-    </w:r>
-    <w:r>
-      <w:rPr>
-        <w:rFonts w:ascii="Inter" w:cs="Inter" w:eastAsia="Inter" w:hAnsi="Inter"/>
-        <w:b w:val="false"/>
-        <w:bCs w:val="false"/>
-        <w:color w:val="19416C"/>
-        <w:sz w:val="26"/>
-        <w:szCs w:val="26"/>
-      </w:rPr>
-      <w:t xml:space="preserve"> COMMERCE </w:t>
-    </w:r>
-    <w:r>
-      <w:rPr>
-        <w:rFonts w:ascii="Inter" w:cs="Inter" w:eastAsia="Inter" w:hAnsi="Inter"/>
-        <w:b/>
-        <w:bCs/>
-        <w:color w:val="009845"/>
-        <w:sz w:val="26"/>
-        <w:szCs w:val="26"/>
-      </w:rPr>
-      <w:t xml:space="preserve">GROUP</w:t>
-    </w:r>
-  </w:p>
-  <w:p>
-    <w:pPr>
-      <w:spacing w:after="0"/>
-    </w:pPr>
-    <w:r>
-      <w:rPr>
-        <w:rFonts w:ascii="Inter" w:cs="Inter" w:eastAsia="Inter" w:hAnsi="Inter"/>
-        <w:i/>
-        <w:iCs/>
-        <w:color w:val="454659"/>
-        <w:sz w:val="16"/>
-        <w:szCs w:val="16"/>
-      </w:rPr>
-      <w:t xml:space="preserve">The neighborhood store with global reach</w:t>
     </w:r>
   </w:p>
   <w:p>
@@ -3266,12 +3185,12 @@
 </file>
 
 <file path=word/styles.xml><?xml version="1.0" encoding="utf-8"?>
-<w:styles xmlns:mc="http://schemas.openxmlformats.org/markup-compatibility/2006" xmlns:r="http://schemas.openxmlformats.org/officeDocument/2006/relationships" xmlns:w="http://schemas.openxmlformats.org/wordprocessingml/2006/main" xmlns:w14="http://schemas.microsoft.com/office/word/2010/wordml" xmlns:w15="http://schemas.microsoft.com/office/word/2012/wordml" xmlns:w16cex="http://schemas.microsoft.com/office/word/2018/wordml/cex" xmlns:w16cid="http://schemas.microsoft.com/office/word/2016/wordml/cid" xmlns:w16="http://schemas.microsoft.com/office/word/2018/wordml" xmlns:w16sdtdh="http://schemas.microsoft.com/office/word/2020/wordml/sdtdatahash" xmlns:w16se="http://schemas.microsoft.com/office/word/2015/wordml/symex" mc:Ignorable="w14 w15 w16se w16cid w16 w16cex w16sdtdh">
+<w:styles xmlns:mc="http://schemas.openxmlformats.org/markup-compatibility/2006" xmlns:r="http://schemas.openxmlformats.org/officeDocument/2006/relationships" xmlns:w="http://schemas.openxmlformats.org/wordprocessingml/2006/main" xmlns:w14="http://schemas.microsoft.com/office/word/2010/wordml" xmlns:w15="http://schemas.microsoft.com/office/word/2012/wordml" mc:Ignorable="w14 w15">
   <w:docDefaults>
     <w:rPrDefault>
       <w:rPr>
         <w:rFonts w:ascii="Inter" w:cs="Inter" w:eastAsia="Inter" w:hAnsi="Inter"/>
-        <w:color w:val="454659"/>
+        <w:color w:val="54565A"/>
         <w:sz w:val="22"/>
         <w:szCs w:val="22"/>
       </w:rPr>
@@ -3471,941 +3390,5 @@
       <w:szCs w:val="20"/>
     </w:rPr>
   </w:style>
-  <w:docDefaults>
-    <w:rPrDefault>
-      <w:rPr>
-        <w:rFonts w:asciiTheme="minorHAnsi" w:eastAsiaTheme="minorHAnsi" w:hAnsiTheme="minorHAnsi" w:cstheme="minorBidi"/>
-        <w:kern w:val="2"/>
-        <w:sz w:val="24"/>
-        <w:szCs w:val="24"/>
-        <w:lang w:val="en-US" w:eastAsia="en-US" w:bidi="ar-SA"/>
-        <w14:ligatures w14:val="standardContextual"/>
-      </w:rPr>
-    </w:rPrDefault>
-    <w:pPrDefault/>
-  </w:docDefaults>
-  <w:latentStyles w:defLockedState="0" w:defUIPriority="99" w:defSemiHidden="0" w:defUnhideWhenUsed="0" w:defQFormat="0" w:count="376">
-    <w:lsdException w:name="Normal" w:uiPriority="0" w:qFormat="1"/>
-    <w:lsdException w:name="heading 1" w:uiPriority="9" w:qFormat="1"/>
-    <w:lsdException w:name="heading 2" w:semiHidden="1" w:uiPriority="9" w:unhideWhenUsed="1" w:qFormat="1"/>
-    <w:lsdException w:name="heading 3" w:semiHidden="1" w:uiPriority="9" w:unhideWhenUsed="1" w:qFormat="1"/>
-    <w:lsdException w:name="heading 4" w:semiHidden="1" w:uiPriority="9" w:unhideWhenUsed="1" w:qFormat="1"/>
-    <w:lsdException w:name="heading 5" w:semiHidden="1" w:uiPriority="9" w:unhideWhenUsed="1" w:qFormat="1"/>
-    <w:lsdException w:name="heading 6" w:semiHidden="1" w:uiPriority="9" w:unhideWhenUsed="1" w:qFormat="1"/>
-    <w:lsdException w:name="heading 7" w:semiHidden="1" w:uiPriority="9" w:unhideWhenUsed="1" w:qFormat="1"/>
-    <w:lsdException w:name="heading 8" w:semiHidden="1" w:uiPriority="9" w:unhideWhenUsed="1" w:qFormat="1"/>
-    <w:lsdException w:name="heading 9" w:semiHidden="1" w:uiPriority="9" w:unhideWhenUsed="1" w:qFormat="1"/>
-    <w:lsdException w:name="index 1" w:semiHidden="1" w:unhideWhenUsed="1"/>
-    <w:lsdException w:name="index 2" w:semiHidden="1" w:unhideWhenUsed="1"/>
-    <w:lsdException w:name="index 3" w:semiHidden="1" w:unhideWhenUsed="1"/>
-    <w:lsdException w:name="index 4" w:semiHidden="1" w:unhideWhenUsed="1"/>
-    <w:lsdException w:name="index 5" w:semiHidden="1" w:unhideWhenUsed="1"/>
-    <w:lsdException w:name="index 6" w:semiHidden="1" w:unhideWhenUsed="1"/>
-    <w:lsdException w:name="index 7" w:semiHidden="1" w:unhideWhenUsed="1"/>
-    <w:lsdException w:name="index 8" w:semiHidden="1" w:unhideWhenUsed="1"/>
-    <w:lsdException w:name="index 9" w:semiHidden="1" w:unhideWhenUsed="1"/>
-    <w:lsdException w:name="toc 1" w:semiHidden="1" w:uiPriority="39" w:unhideWhenUsed="1"/>
-    <w:lsdException w:name="toc 2" w:semiHidden="1" w:uiPriority="39" w:unhideWhenUsed="1"/>
-    <w:lsdException w:name="toc 3" w:semiHidden="1" w:uiPriority="39" w:unhideWhenUsed="1"/>
-    <w:lsdException w:name="toc 4" w:semiHidden="1" w:uiPriority="39" w:unhideWhenUsed="1"/>
-    <w:lsdException w:name="toc 5" w:semiHidden="1" w:uiPriority="39" w:unhideWhenUsed="1"/>
-    <w:lsdException w:name="toc 6" w:semiHidden="1" w:uiPriority="39" w:unhideWhenUsed="1"/>
-    <w:lsdException w:name="toc 7" w:semiHidden="1" w:uiPriority="39" w:unhideWhenUsed="1"/>
-    <w:lsdException w:name="toc 8" w:semiHidden="1" w:uiPriority="39" w:unhideWhenUsed="1"/>
-    <w:lsdException w:name="toc 9" w:semiHidden="1" w:uiPriority="39" w:unhideWhenUsed="1"/>
-    <w:lsdException w:name="Normal Indent" w:semiHidden="1" w:unhideWhenUsed="1"/>
-    <w:lsdException w:name="footnote text" w:semiHidden="1" w:unhideWhenUsed="1"/>
-    <w:lsdException w:name="annotation text" w:semiHidden="1" w:unhideWhenUsed="1"/>
-    <w:lsdException w:name="header" w:semiHidden="1" w:unhideWhenUsed="1"/>
-    <w:lsdException w:name="footer" w:semiHidden="1" w:unhideWhenUsed="1"/>
-    <w:lsdException w:name="index heading" w:semiHidden="1" w:unhideWhenUsed="1"/>
-    <w:lsdException w:name="caption" w:semiHidden="1" w:uiPriority="35" w:unhideWhenUsed="1" w:qFormat="1"/>
-    <w:lsdException w:name="table of figures" w:semiHidden="1" w:unhideWhenUsed="1"/>
-    <w:lsdException w:name="envelope address" w:semiHidden="1" w:unhideWhenUsed="1"/>
-    <w:lsdException w:name="envelope return" w:semiHidden="1" w:unhideWhenUsed="1"/>
-    <w:lsdException w:name="footnote reference" w:semiHidden="1" w:unhideWhenUsed="1"/>
-    <w:lsdException w:name="annotation reference" w:semiHidden="1" w:unhideWhenUsed="1"/>
-    <w:lsdException w:name="line number" w:semiHidden="1" w:unhideWhenUsed="1"/>
-    <w:lsdException w:name="page number" w:semiHidden="1" w:unhideWhenUsed="1"/>
-    <w:lsdException w:name="endnote reference" w:semiHidden="1" w:unhideWhenUsed="1"/>
-    <w:lsdException w:name="endnote text" w:semiHidden="1" w:unhideWhenUsed="1"/>
-    <w:lsdException w:name="table of authorities" w:semiHidden="1" w:unhideWhenUsed="1"/>
-    <w:lsdException w:name="macro" w:semiHidden="1" w:unhideWhenUsed="1"/>
-    <w:lsdException w:name="toa heading" w:semiHidden="1" w:unhideWhenUsed="1"/>
-    <w:lsdException w:name="List" w:semiHidden="1" w:unhideWhenUsed="1"/>
-    <w:lsdException w:name="List Bullet" w:semiHidden="1" w:unhideWhenUsed="1"/>
-    <w:lsdException w:name="List Number" w:semiHidden="1" w:unhideWhenUsed="1"/>
-    <w:lsdException w:name="List 2" w:semiHidden="1" w:unhideWhenUsed="1"/>
-    <w:lsdException w:name="List 3" w:semiHidden="1" w:unhideWhenUsed="1"/>
-    <w:lsdException w:name="List 4" w:semiHidden="1" w:unhideWhenUsed="1"/>
-    <w:lsdException w:name="List 5" w:semiHidden="1" w:unhideWhenUsed="1"/>
-    <w:lsdException w:name="List Bullet 2" w:semiHidden="1" w:unhideWhenUsed="1"/>
-    <w:lsdException w:name="List Bullet 3" w:semiHidden="1" w:unhideWhenUsed="1"/>
-    <w:lsdException w:name="List Bullet 4" w:semiHidden="1" w:unhideWhenUsed="1"/>
-    <w:lsdException w:name="List Bullet 5" w:semiHidden="1" w:unhideWhenUsed="1"/>
-    <w:lsdException w:name="List Number 2" w:semiHidden="1" w:unhideWhenUsed="1"/>
-    <w:lsdException w:name="List Number 3" w:semiHidden="1" w:unhideWhenUsed="1"/>
-    <w:lsdException w:name="List Number 4" w:semiHidden="1" w:unhideWhenUsed="1"/>
-    <w:lsdException w:name="List Number 5" w:semiHidden="1" w:unhideWhenUsed="1"/>
-    <w:lsdException w:name="Title" w:uiPriority="10" w:qFormat="1"/>
-    <w:lsdException w:name="Closing" w:semiHidden="1" w:unhideWhenUsed="1"/>
-    <w:lsdException w:name="Signature" w:semiHidden="1" w:unhideWhenUsed="1"/>
-    <w:lsdException w:name="Default Paragraph Font" w:semiHidden="1" w:uiPriority="1" w:unhideWhenUsed="1"/>
-    <w:lsdException w:name="Body Text" w:semiHidden="1" w:uiPriority="1" w:unhideWhenUsed="1" w:qFormat="1"/>
-    <w:lsdException w:name="Body Text Indent" w:semiHidden="1" w:unhideWhenUsed="1"/>
-    <w:lsdException w:name="List Continue" w:semiHidden="1" w:unhideWhenUsed="1"/>
-    <w:lsdException w:name="List Continue 2" w:semiHidden="1" w:unhideWhenUsed="1"/>
-    <w:lsdException w:name="List Continue 3" w:semiHidden="1" w:unhideWhenUsed="1"/>
-    <w:lsdException w:name="List Continue 4" w:semiHidden="1" w:unhideWhenUsed="1"/>
-    <w:lsdException w:name="List Continue 5" w:semiHidden="1" w:unhideWhenUsed="1"/>
-    <w:lsdException w:name="Message Header" w:semiHidden="1" w:unhideWhenUsed="1"/>
-    <w:lsdException w:name="Subtitle" w:uiPriority="11" w:qFormat="1"/>
-    <w:lsdException w:name="Salutation" w:semiHidden="1" w:unhideWhenUsed="1"/>
-    <w:lsdException w:name="Date" w:semiHidden="1" w:unhideWhenUsed="1"/>
-    <w:lsdException w:name="Body Text First Indent" w:semiHidden="1" w:unhideWhenUsed="1"/>
-    <w:lsdException w:name="Body Text First Indent 2" w:semiHidden="1" w:unhideWhenUsed="1"/>
-    <w:lsdException w:name="Note Heading" w:semiHidden="1" w:unhideWhenUsed="1"/>
-    <w:lsdException w:name="Body Text 2" w:semiHidden="1" w:unhideWhenUsed="1"/>
-    <w:lsdException w:name="Body Text 3" w:semiHidden="1" w:unhideWhenUsed="1"/>
-    <w:lsdException w:name="Body Text Indent 2" w:semiHidden="1" w:unhideWhenUsed="1"/>
-    <w:lsdException w:name="Body Text Indent 3" w:semiHidden="1" w:unhideWhenUsed="1"/>
-    <w:lsdException w:name="Block Text" w:semiHidden="1" w:unhideWhenUsed="1"/>
-    <w:lsdException w:name="Hyperlink" w:semiHidden="1" w:unhideWhenUsed="1"/>
-    <w:lsdException w:name="FollowedHyperlink" w:semiHidden="1" w:unhideWhenUsed="1"/>
-    <w:lsdException w:name="Strong" w:uiPriority="22" w:qFormat="1"/>
-    <w:lsdException w:name="Emphasis" w:uiPriority="20" w:qFormat="1"/>
-    <w:lsdException w:name="Document Map" w:semiHidden="1" w:unhideWhenUsed="1"/>
-    <w:lsdException w:name="Plain Text" w:semiHidden="1" w:unhideWhenUsed="1"/>
-    <w:lsdException w:name="E-mail Signature" w:semiHidden="1" w:unhideWhenUsed="1"/>
-    <w:lsdException w:name="HTML Top of Form" w:semiHidden="1" w:unhideWhenUsed="1"/>
-    <w:lsdException w:name="HTML Bottom of Form" w:semiHidden="1" w:unhideWhenUsed="1"/>
-    <w:lsdException w:name="Normal (Web)" w:semiHidden="1" w:unhideWhenUsed="1"/>
-    <w:lsdException w:name="HTML Acronym" w:semiHidden="1" w:unhideWhenUsed="1"/>
-    <w:lsdException w:name="HTML Address" w:semiHidden="1" w:unhideWhenUsed="1"/>
-    <w:lsdException w:name="HTML Cite" w:semiHidden="1" w:unhideWhenUsed="1"/>
-    <w:lsdException w:name="HTML Code" w:semiHidden="1" w:unhideWhenUsed="1"/>
-    <w:lsdException w:name="HTML Definition" w:semiHidden="1" w:unhideWhenUsed="1"/>
-    <w:lsdException w:name="HTML Keyboard" w:semiHidden="1" w:unhideWhenUsed="1"/>
-    <w:lsdException w:name="HTML Preformatted" w:semiHidden="1" w:unhideWhenUsed="1"/>
-    <w:lsdException w:name="HTML Sample" w:semiHidden="1" w:unhideWhenUsed="1"/>
-    <w:lsdException w:name="HTML Typewriter" w:semiHidden="1" w:unhideWhenUsed="1"/>
-    <w:lsdException w:name="HTML Variable" w:semiHidden="1" w:unhideWhenUsed="1"/>
-    <w:lsdException w:name="Normal Table" w:semiHidden="1" w:unhideWhenUsed="1"/>
-    <w:lsdException w:name="annotation subject" w:semiHidden="1" w:unhideWhenUsed="1"/>
-    <w:lsdException w:name="No List" w:semiHidden="1" w:unhideWhenUsed="1"/>
-    <w:lsdException w:name="Outline List 1" w:semiHidden="1" w:unhideWhenUsed="1"/>
-    <w:lsdException w:name="Outline List 2" w:semiHidden="1" w:unhideWhenUsed="1"/>
-    <w:lsdException w:name="Outline List 3" w:semiHidden="1" w:unhideWhenUsed="1"/>
-    <w:lsdException w:name="Table Simple 1" w:semiHidden="1" w:unhideWhenUsed="1"/>
-    <w:lsdException w:name="Table Simple 2" w:semiHidden="1" w:unhideWhenUsed="1"/>
-    <w:lsdException w:name="Table Simple 3" w:semiHidden="1" w:unhideWhenUsed="1"/>
-    <w:lsdException w:name="Table Classic 1" w:semiHidden="1" w:unhideWhenUsed="1"/>
-    <w:lsdException w:name="Table Classic 2" w:semiHidden="1" w:unhideWhenUsed="1"/>
-    <w:lsdException w:name="Table Classic 3" w:semiHidden="1" w:unhideWhenUsed="1"/>
-    <w:lsdException w:name="Table Classic 4" w:semiHidden="1" w:unhideWhenUsed="1"/>
-    <w:lsdException w:name="Table Colorful 1" w:semiHidden="1" w:unhideWhenUsed="1"/>
-    <w:lsdException w:name="Table Colorful 2" w:semiHidden="1" w:unhideWhenUsed="1"/>
-    <w:lsdException w:name="Table Colorful 3" w:semiHidden="1" w:unhideWhenUsed="1"/>
-    <w:lsdException w:name="Table Columns 1" w:semiHidden="1" w:unhideWhenUsed="1"/>
-    <w:lsdException w:name="Table Columns 2" w:semiHidden="1" w:unhideWhenUsed="1"/>
-    <w:lsdException w:name="Table Columns 3" w:semiHidden="1" w:unhideWhenUsed="1"/>
-    <w:lsdException w:name="Table Columns 4" w:semiHidden="1" w:unhideWhenUsed="1"/>
-    <w:lsdException w:name="Table Columns 5" w:semiHidden="1" w:unhideWhenUsed="1"/>
-    <w:lsdException w:name="Table Grid 1" w:semiHidden="1" w:unhideWhenUsed="1"/>
-    <w:lsdException w:name="Table Grid 2" w:semiHidden="1" w:unhideWhenUsed="1"/>
-    <w:lsdException w:name="Table Grid 3" w:semiHidden="1" w:unhideWhenUsed="1"/>
-    <w:lsdException w:name="Table Grid 4" w:semiHidden="1" w:unhideWhenUsed="1"/>
-    <w:lsdException w:name="Table Grid 5" w:semiHidden="1" w:unhideWhenUsed="1"/>
-    <w:lsdException w:name="Table Grid 6" w:semiHidden="1" w:unhideWhenUsed="1"/>
-    <w:lsdException w:name="Table Grid 7" w:semiHidden="1" w:unhideWhenUsed="1"/>
-    <w:lsdException w:name="Table Grid 8" w:semiHidden="1" w:unhideWhenUsed="1"/>
-    <w:lsdException w:name="Table List 1" w:semiHidden="1" w:unhideWhenUsed="1"/>
-    <w:lsdException w:name="Table List 2" w:semiHidden="1" w:unhideWhenUsed="1"/>
-    <w:lsdException w:name="Table List 3" w:semiHidden="1" w:unhideWhenUsed="1"/>
-    <w:lsdException w:name="Table List 4" w:semiHidden="1" w:unhideWhenUsed="1"/>
-    <w:lsdException w:name="Table List 5" w:semiHidden="1" w:unhideWhenUsed="1"/>
-    <w:lsdException w:name="Table List 6" w:semiHidden="1" w:unhideWhenUsed="1"/>
-    <w:lsdException w:name="Table List 7" w:semiHidden="1" w:unhideWhenUsed="1"/>
-    <w:lsdException w:name="Table List 8" w:semiHidden="1" w:unhideWhenUsed="1"/>
-    <w:lsdException w:name="Table 3D effects 1" w:semiHidden="1" w:unhideWhenUsed="1"/>
-    <w:lsdException w:name="Table 3D effects 2" w:semiHidden="1" w:unhideWhenUsed="1"/>
-    <w:lsdException w:name="Table 3D effects 3" w:semiHidden="1" w:unhideWhenUsed="1"/>
-    <w:lsdException w:name="Table Contemporary" w:semiHidden="1" w:unhideWhenUsed="1"/>
-    <w:lsdException w:name="Table Elegant" w:semiHidden="1" w:unhideWhenUsed="1"/>
-    <w:lsdException w:name="Table Professional" w:semiHidden="1" w:unhideWhenUsed="1"/>
-    <w:lsdException w:name="Table Subtle 1" w:semiHidden="1" w:unhideWhenUsed="1"/>
-    <w:lsdException w:name="Table Subtle 2" w:semiHidden="1" w:unhideWhenUsed="1"/>
-    <w:lsdException w:name="Table Web 1" w:semiHidden="1" w:unhideWhenUsed="1"/>
-    <w:lsdException w:name="Table Web 2" w:semiHidden="1" w:unhideWhenUsed="1"/>
-    <w:lsdException w:name="Table Web 3" w:semiHidden="1" w:unhideWhenUsed="1"/>
-    <w:lsdException w:name="Balloon Text" w:semiHidden="1" w:unhideWhenUsed="1"/>
-    <w:lsdException w:name="Table Grid" w:uiPriority="59"/>
-    <w:lsdException w:name="Table Theme" w:semiHidden="1" w:unhideWhenUsed="1"/>
-    <w:lsdException w:name="Placeholder Text" w:semiHidden="1"/>
-    <w:lsdException w:name="No Spacing" w:uiPriority="1" w:qFormat="1"/>
-    <w:lsdException w:name="Light Shading" w:uiPriority="60"/>
-    <w:lsdException w:name="Light List" w:uiPriority="61"/>
-    <w:lsdException w:name="Light Grid" w:uiPriority="62"/>
-    <w:lsdException w:name="Medium Shading 1" w:uiPriority="63"/>
-    <w:lsdException w:name="Medium Shading 2" w:uiPriority="64"/>
-    <w:lsdException w:name="Medium List 1" w:uiPriority="65"/>
-    <w:lsdException w:name="Medium List 2" w:uiPriority="66"/>
-    <w:lsdException w:name="Medium Grid 1" w:uiPriority="67"/>
-    <w:lsdException w:name="Medium Grid 2" w:uiPriority="68"/>
-    <w:lsdException w:name="Medium Grid 3" w:uiPriority="69"/>
-    <w:lsdException w:name="Dark List" w:uiPriority="70"/>
-    <w:lsdException w:name="Colorful Shading" w:uiPriority="71"/>
-    <w:lsdException w:name="Colorful List" w:uiPriority="72"/>
-    <w:lsdException w:name="Colorful Grid" w:uiPriority="73"/>
-    <w:lsdException w:name="Light Shading Accent 1" w:uiPriority="60"/>
-    <w:lsdException w:name="Light List Accent 1" w:uiPriority="61"/>
-    <w:lsdException w:name="Light Grid Accent 1" w:uiPriority="62"/>
-    <w:lsdException w:name="Medium Shading 1 Accent 1" w:uiPriority="63"/>
-    <w:lsdException w:name="Medium Shading 2 Accent 1" w:uiPriority="64"/>
-    <w:lsdException w:name="Medium List 1 Accent 1" w:uiPriority="65"/>
-    <w:lsdException w:name="Revision" w:semiHidden="1"/>
-    <w:lsdException w:name="List Paragraph" w:uiPriority="34" w:qFormat="1"/>
-    <w:lsdException w:name="Quote" w:uiPriority="29" w:qFormat="1"/>
-    <w:lsdException w:name="Intense Quote" w:uiPriority="30" w:qFormat="1"/>
-    <w:lsdException w:name="Medium List 2 Accent 1" w:uiPriority="66"/>
-    <w:lsdException w:name="Medium Grid 1 Accent 1" w:uiPriority="67"/>
-    <w:lsdException w:name="Medium Grid 2 Accent 1" w:uiPriority="68"/>
-    <w:lsdException w:name="Medium Grid 3 Accent 1" w:uiPriority="69"/>
-    <w:lsdException w:name="Dark List Accent 1" w:uiPriority="70"/>
-    <w:lsdException w:name="Colorful Shading Accent 1" w:uiPriority="71"/>
-    <w:lsdException w:name="Colorful List Accent 1" w:uiPriority="72"/>
-    <w:lsdException w:name="Colorful Grid Accent 1" w:uiPriority="73"/>
-    <w:lsdException w:name="Light Shading Accent 2" w:uiPriority="60"/>
-    <w:lsdException w:name="Light List Accent 2" w:uiPriority="61"/>
-    <w:lsdException w:name="Light Grid Accent 2" w:uiPriority="62"/>
-    <w:lsdException w:name="Medium Shading 1 Accent 2" w:uiPriority="63"/>
-    <w:lsdException w:name="Medium Shading 2 Accent 2" w:uiPriority="64"/>
-    <w:lsdException w:name="Medium List 1 Accent 2" w:uiPriority="65"/>
-    <w:lsdException w:name="Medium List 2 Accent 2" w:uiPriority="66"/>
-    <w:lsdException w:name="Medium Grid 1 Accent 2" w:uiPriority="67"/>
-    <w:lsdException w:name="Medium Grid 2 Accent 2" w:uiPriority="68"/>
-    <w:lsdException w:name="Medium Grid 3 Accent 2" w:uiPriority="69"/>
-    <w:lsdException w:name="Dark List Accent 2" w:uiPriority="70"/>
-    <w:lsdException w:name="Colorful Shading Accent 2" w:uiPriority="71"/>
-    <w:lsdException w:name="Colorful List Accent 2" w:uiPriority="72"/>
-    <w:lsdException w:name="Colorful Grid Accent 2" w:uiPriority="73"/>
-    <w:lsdException w:name="Light Shading Accent 3" w:uiPriority="60"/>
-    <w:lsdException w:name="Light List Accent 3" w:uiPriority="61"/>
-    <w:lsdException w:name="Light Grid Accent 3" w:uiPriority="62"/>
-    <w:lsdException w:name="Medium Shading 1 Accent 3" w:uiPriority="63"/>
-    <w:lsdException w:name="Medium Shading 2 Accent 3" w:uiPriority="64"/>
-    <w:lsdException w:name="Medium List 1 Accent 3" w:uiPriority="65"/>
-    <w:lsdException w:name="Medium List 2 Accent 3" w:uiPriority="66"/>
-    <w:lsdException w:name="Medium Grid 1 Accent 3" w:uiPriority="67"/>
-    <w:lsdException w:name="Medium Grid 2 Accent 3" w:uiPriority="68"/>
-    <w:lsdException w:name="Medium Grid 3 Accent 3" w:uiPriority="69"/>
-    <w:lsdException w:name="Dark List Accent 3" w:uiPriority="70"/>
-    <w:lsdException w:name="Colorful Shading Accent 3" w:uiPriority="71"/>
-    <w:lsdException w:name="Colorful List Accent 3" w:uiPriority="72"/>
-    <w:lsdException w:name="Colorful Grid Accent 3" w:uiPriority="73"/>
-    <w:lsdException w:name="Light Shading Accent 4" w:uiPriority="60"/>
-    <w:lsdException w:name="Light List Accent 4" w:uiPriority="61"/>
-    <w:lsdException w:name="Light Grid Accent 4" w:uiPriority="62"/>
-    <w:lsdException w:name="Medium Shading 1 Accent 4" w:uiPriority="63"/>
-    <w:lsdException w:name="Medium Shading 2 Accent 4" w:uiPriority="64"/>
-    <w:lsdException w:name="Medium List 1 Accent 4" w:uiPriority="65"/>
-    <w:lsdException w:name="Medium List 2 Accent 4" w:uiPriority="66"/>
-    <w:lsdException w:name="Medium Grid 1 Accent 4" w:uiPriority="67"/>
-    <w:lsdException w:name="Medium Grid 2 Accent 4" w:uiPriority="68"/>
-    <w:lsdException w:name="Medium Grid 3 Accent 4" w:uiPriority="69"/>
-    <w:lsdException w:name="Dark List Accent 4" w:uiPriority="70"/>
-    <w:lsdException w:name="Colorful Shading Accent 4" w:uiPriority="71"/>
-    <w:lsdException w:name="Colorful List Accent 4" w:uiPriority="72"/>
-    <w:lsdException w:name="Colorful Grid Accent 4" w:uiPriority="73"/>
-    <w:lsdException w:name="Light Shading Accent 5" w:uiPriority="60"/>
-    <w:lsdException w:name="Light List Accent 5" w:uiPriority="61"/>
-    <w:lsdException w:name="Light Grid Accent 5" w:uiPriority="62"/>
-    <w:lsdException w:name="Medium Shading 1 Accent 5" w:uiPriority="63"/>
-    <w:lsdException w:name="Medium Shading 2 Accent 5" w:uiPriority="64"/>
-    <w:lsdException w:name="Medium List 1 Accent 5" w:uiPriority="65"/>
-    <w:lsdException w:name="Medium List 2 Accent 5" w:uiPriority="66"/>
-    <w:lsdException w:name="Medium Grid 1 Accent 5" w:uiPriority="67"/>
-    <w:lsdException w:name="Medium Grid 2 Accent 5" w:uiPriority="68"/>
-    <w:lsdException w:name="Medium Grid 3 Accent 5" w:uiPriority="69"/>
-    <w:lsdException w:name="Dark List Accent 5" w:uiPriority="70"/>
-    <w:lsdException w:name="Colorful Shading Accent 5" w:uiPriority="71"/>
-    <w:lsdException w:name="Colorful List Accent 5" w:uiPriority="72"/>
-    <w:lsdException w:name="Colorful Grid Accent 5" w:uiPriority="73"/>
-    <w:lsdException w:name="Light Shading Accent 6" w:uiPriority="60"/>
-    <w:lsdException w:name="Light List Accent 6" w:uiPriority="61"/>
-    <w:lsdException w:name="Light Grid Accent 6" w:uiPriority="62"/>
-    <w:lsdException w:name="Medium Shading 1 Accent 6" w:uiPriority="63"/>
-    <w:lsdException w:name="Medium Shading 2 Accent 6" w:uiPriority="64"/>
-    <w:lsdException w:name="Medium List 1 Accent 6" w:uiPriority="65"/>
-    <w:lsdException w:name="Medium List 2 Accent 6" w:uiPriority="66"/>
-    <w:lsdException w:name="Medium Grid 1 Accent 6" w:uiPriority="67"/>
-    <w:lsdException w:name="Medium Grid 2 Accent 6" w:uiPriority="68"/>
-    <w:lsdException w:name="Medium Grid 3 Accent 6" w:uiPriority="69"/>
-    <w:lsdException w:name="Dark List Accent 6" w:uiPriority="70"/>
-    <w:lsdException w:name="Colorful Shading Accent 6" w:uiPriority="71"/>
-    <w:lsdException w:name="Colorful List Accent 6" w:uiPriority="72"/>
-    <w:lsdException w:name="Colorful Grid Accent 6" w:uiPriority="73"/>
-    <w:lsdException w:name="Subtle Emphasis" w:uiPriority="19" w:qFormat="1"/>
-    <w:lsdException w:name="Intense Emphasis" w:uiPriority="21" w:qFormat="1"/>
-    <w:lsdException w:name="Subtle Reference" w:uiPriority="31" w:qFormat="1"/>
-    <w:lsdException w:name="Intense Reference" w:uiPriority="32" w:qFormat="1"/>
-    <w:lsdException w:name="Book Title" w:uiPriority="33" w:qFormat="1"/>
-    <w:lsdException w:name="Bibliography" w:semiHidden="1" w:uiPriority="37" w:unhideWhenUsed="1"/>
-    <w:lsdException w:name="TOC Heading" w:semiHidden="1" w:uiPriority="39" w:unhideWhenUsed="1" w:qFormat="1"/>
-    <w:lsdException w:name="Plain Table 1" w:uiPriority="41"/>
-    <w:lsdException w:name="Plain Table 2" w:uiPriority="42"/>
-    <w:lsdException w:name="Plain Table 3" w:uiPriority="43"/>
-    <w:lsdException w:name="Plain Table 4" w:uiPriority="44"/>
-    <w:lsdException w:name="Plain Table 5" w:uiPriority="45"/>
-    <w:lsdException w:name="Grid Table Light" w:uiPriority="40"/>
-    <w:lsdException w:name="Grid Table 1 Light" w:uiPriority="46"/>
-    <w:lsdException w:name="Grid Table 2" w:uiPriority="47"/>
-    <w:lsdException w:name="Grid Table 3" w:uiPriority="48"/>
-    <w:lsdException w:name="Grid Table 4" w:uiPriority="49"/>
-    <w:lsdException w:name="Grid Table 5 Dark" w:uiPriority="50"/>
-    <w:lsdException w:name="Grid Table 6 Colorful" w:uiPriority="51"/>
-    <w:lsdException w:name="Grid Table 7 Colorful" w:uiPriority="52"/>
-    <w:lsdException w:name="Grid Table 1 Light Accent 1" w:uiPriority="46"/>
-    <w:lsdException w:name="Grid Table 2 Accent 1" w:uiPriority="47"/>
-    <w:lsdException w:name="Grid Table 3 Accent 1" w:uiPriority="48"/>
-    <w:lsdException w:name="Grid Table 4 Accent 1" w:uiPriority="49"/>
-    <w:lsdException w:name="Grid Table 5 Dark Accent 1" w:uiPriority="50"/>
-    <w:lsdException w:name="Grid Table 6 Colorful Accent 1" w:uiPriority="51"/>
-    <w:lsdException w:name="Grid Table 7 Colorful Accent 1" w:uiPriority="52"/>
-    <w:lsdException w:name="Grid Table 1 Light Accent 2" w:uiPriority="46"/>
-    <w:lsdException w:name="Grid Table 2 Accent 2" w:uiPriority="47"/>
-    <w:lsdException w:name="Grid Table 3 Accent 2" w:uiPriority="48"/>
-    <w:lsdException w:name="Grid Table 4 Accent 2" w:uiPriority="49"/>
-    <w:lsdException w:name="Grid Table 5 Dark Accent 2" w:uiPriority="50"/>
-    <w:lsdException w:name="Grid Table 6 Colorful Accent 2" w:uiPriority="51"/>
-    <w:lsdException w:name="Grid Table 7 Colorful Accent 2" w:uiPriority="52"/>
-    <w:lsdException w:name="Grid Table 1 Light Accent 3" w:uiPriority="46"/>
-    <w:lsdException w:name="Grid Table 2 Accent 3" w:uiPriority="47"/>
-    <w:lsdException w:name="Grid Table 3 Accent 3" w:uiPriority="48"/>
-    <w:lsdException w:name="Grid Table 4 Accent 3" w:uiPriority="49"/>
-    <w:lsdException w:name="Grid Table 5 Dark Accent 3" w:uiPriority="50"/>
-    <w:lsdException w:name="Grid Table 6 Colorful Accent 3" w:uiPriority="51"/>
-    <w:lsdException w:name="Grid Table 7 Colorful Accent 3" w:uiPriority="52"/>
-    <w:lsdException w:name="Grid Table 1 Light Accent 4" w:uiPriority="46"/>
-    <w:lsdException w:name="Grid Table 2 Accent 4" w:uiPriority="47"/>
-    <w:lsdException w:name="Grid Table 3 Accent 4" w:uiPriority="48"/>
-    <w:lsdException w:name="Grid Table 4 Accent 4" w:uiPriority="49"/>
-    <w:lsdException w:name="Grid Table 5 Dark Accent 4" w:uiPriority="50"/>
-    <w:lsdException w:name="Grid Table 6 Colorful Accent 4" w:uiPriority="51"/>
-    <w:lsdException w:name="Grid Table 7 Colorful Accent 4" w:uiPriority="52"/>
-    <w:lsdException w:name="Grid Table 1 Light Accent 5" w:uiPriority="46"/>
-    <w:lsdException w:name="Grid Table 2 Accent 5" w:uiPriority="47"/>
-    <w:lsdException w:name="Grid Table 3 Accent 5" w:uiPriority="48"/>
-    <w:lsdException w:name="Grid Table 4 Accent 5" w:uiPriority="49"/>
-    <w:lsdException w:name="Grid Table 5 Dark Accent 5" w:uiPriority="50"/>
-    <w:lsdException w:name="Grid Table 6 Colorful Accent 5" w:uiPriority="51"/>
-    <w:lsdException w:name="Grid Table 7 Colorful Accent 5" w:uiPriority="52"/>
-    <w:lsdException w:name="Grid Table 1 Light Accent 6" w:uiPriority="46"/>
-    <w:lsdException w:name="Grid Table 2 Accent 6" w:uiPriority="47"/>
-    <w:lsdException w:name="Grid Table 3 Accent 6" w:uiPriority="48"/>
-    <w:lsdException w:name="Grid Table 4 Accent 6" w:uiPriority="49"/>
-    <w:lsdException w:name="Grid Table 5 Dark Accent 6" w:uiPriority="50"/>
-    <w:lsdException w:name="Grid Table 6 Colorful Accent 6" w:uiPriority="51"/>
-    <w:lsdException w:name="Grid Table 7 Colorful Accent 6" w:uiPriority="52"/>
-    <w:lsdException w:name="List Table 1 Light" w:uiPriority="46"/>
-    <w:lsdException w:name="List Table 2" w:uiPriority="47"/>
-    <w:lsdException w:name="List Table 3" w:uiPriority="48"/>
-    <w:lsdException w:name="List Table 4" w:uiPriority="49"/>
-    <w:lsdException w:name="List Table 5 Dark" w:uiPriority="50"/>
-    <w:lsdException w:name="List Table 6 Colorful" w:uiPriority="51"/>
-    <w:lsdException w:name="List Table 7 Colorful" w:uiPriority="52"/>
-    <w:lsdException w:name="List Table 1 Light Accent 1" w:uiPriority="46"/>
-    <w:lsdException w:name="List Table 2 Accent 1" w:uiPriority="47"/>
-    <w:lsdException w:name="List Table 3 Accent 1" w:uiPriority="48"/>
-    <w:lsdException w:name="List Table 4 Accent 1" w:uiPriority="49"/>
-    <w:lsdException w:name="List Table 5 Dark Accent 1" w:uiPriority="50"/>
-    <w:lsdException w:name="List Table 6 Colorful Accent 1" w:uiPriority="51"/>
-    <w:lsdException w:name="List Table 7 Colorful Accent 1" w:uiPriority="52"/>
-    <w:lsdException w:name="List Table 1 Light Accent 2" w:uiPriority="46"/>
-    <w:lsdException w:name="List Table 2 Accent 2" w:uiPriority="47"/>
-    <w:lsdException w:name="List Table 3 Accent 2" w:uiPriority="48"/>
-    <w:lsdException w:name="List Table 4 Accent 2" w:uiPriority="49"/>
-    <w:lsdException w:name="List Table 5 Dark Accent 2" w:uiPriority="50"/>
-    <w:lsdException w:name="List Table 6 Colorful Accent 2" w:uiPriority="51"/>
-    <w:lsdException w:name="List Table 7 Colorful Accent 2" w:uiPriority="52"/>
-    <w:lsdException w:name="List Table 1 Light Accent 3" w:uiPriority="46"/>
-    <w:lsdException w:name="List Table 2 Accent 3" w:uiPriority="47"/>
-    <w:lsdException w:name="List Table 3 Accent 3" w:uiPriority="48"/>
-    <w:lsdException w:name="List Table 4 Accent 3" w:uiPriority="49"/>
-    <w:lsdException w:name="List Table 5 Dark Accent 3" w:uiPriority="50"/>
-    <w:lsdException w:name="List Table 6 Colorful Accent 3" w:uiPriority="51"/>
-    <w:lsdException w:name="List Table 7 Colorful Accent 3" w:uiPriority="52"/>
-    <w:lsdException w:name="List Table 1 Light Accent 4" w:uiPriority="46"/>
-    <w:lsdException w:name="List Table 2 Accent 4" w:uiPriority="47"/>
-    <w:lsdException w:name="List Table 3 Accent 4" w:uiPriority="48"/>
-    <w:lsdException w:name="List Table 4 Accent 4" w:uiPriority="49"/>
-    <w:lsdException w:name="List Table 5 Dark Accent 4" w:uiPriority="50"/>
-    <w:lsdException w:name="List Table 6 Colorful Accent 4" w:uiPriority="51"/>
-    <w:lsdException w:name="List Table 7 Colorful Accent 4" w:uiPriority="52"/>
-    <w:lsdException w:name="List Table 1 Light Accent 5" w:uiPriority="46"/>
-    <w:lsdException w:name="List Table 2 Accent 5" w:uiPriority="47"/>
-    <w:lsdException w:name="List Table 3 Accent 5" w:uiPriority="48"/>
-    <w:lsdException w:name="List Table 4 Accent 5" w:uiPriority="49"/>
-    <w:lsdException w:name="List Table 5 Dark Accent 5" w:uiPriority="50"/>
-    <w:lsdException w:name="List Table 6 Colorful Accent 5" w:uiPriority="51"/>
-    <w:lsdException w:name="List Table 7 Colorful Accent 5" w:uiPriority="52"/>
-    <w:lsdException w:name="List Table 1 Light Accent 6" w:uiPriority="46"/>
-    <w:lsdException w:name="List Table 2 Accent 6" w:uiPriority="47"/>
-    <w:lsdException w:name="List Table 3 Accent 6" w:uiPriority="48"/>
-    <w:lsdException w:name="List Table 4 Accent 6" w:uiPriority="49"/>
-    <w:lsdException w:name="List Table 5 Dark Accent 6" w:uiPriority="50"/>
-    <w:lsdException w:name="List Table 6 Colorful Accent 6" w:uiPriority="51"/>
-    <w:lsdException w:name="List Table 7 Colorful Accent 6" w:uiPriority="52"/>
-    <w:lsdException w:name="Mention" w:semiHidden="1" w:unhideWhenUsed="1"/>
-    <w:lsdException w:name="Smart Hyperlink" w:semiHidden="1" w:unhideWhenUsed="1"/>
-    <w:lsdException w:name="Hashtag" w:semiHidden="1" w:unhideWhenUsed="1"/>
-    <w:lsdException w:name="Unresolved Mention" w:semiHidden="1" w:unhideWhenUsed="1"/>
-    <w:lsdException w:name="Smart Link" w:semiHidden="1" w:unhideWhenUsed="1"/>
-  </w:latentStyles>
-  <w:style w:type="paragraph" w:default="1" w:styleId="Normal">
-    <w:name w:val="Normal"/>
-    <w:aliases w:val="Subhead"/>
-    <w:qFormat/>
-    <w:rsid w:val="00437EFB"/>
-    <w:rPr>
-      <w:rFonts w:ascii="Inter" w:eastAsiaTheme="minorEastAsia" w:hAnsi="Inter"/>
-      <w:color w:val="009845" w:themeColor="accent1"/>
-    </w:rPr>
-  </w:style>
-  <w:style w:type="paragraph" w:styleId="Heading2">
-    <w:name w:val="heading 2"/>
-    <w:basedOn w:val="BodyP"/>
-    <w:next w:val="Normal"/>
-    <w:link w:val="Heading2Char"/>
-    <w:uiPriority w:val="9"/>
-    <w:unhideWhenUsed/>
-    <w:qFormat/>
-    <w:rsid w:val="00CF335B"/>
-    <w:pPr>
-      <w:spacing w:before="360" w:after="100" w:afterAutospacing="1" w:line="240" w:lineRule="auto"/>
-      <w:outlineLvl w:val="1"/>
-    </w:pPr>
-    <w:rPr>
-      <w:b/>
-      <w:bCs/>
-      <w:color w:val="FFFFFF" w:themeColor="background1"/>
-    </w:rPr>
-  </w:style>
-  <w:style w:type="character" w:default="1" w:styleId="DefaultParagraphFont">
-    <w:name w:val="Default Paragraph Font"/>
-    <w:uiPriority w:val="1"/>
-    <w:semiHidden/>
-    <w:unhideWhenUsed/>
-  </w:style>
-  <w:style w:type="table" w:default="1" w:styleId="TableNormal">
-    <w:name w:val="Normal Table"/>
-    <w:uiPriority w:val="99"/>
-    <w:semiHidden/>
-    <w:unhideWhenUsed/>
-    <w:tblPr>
-      <w:tblInd w:w="0" w:type="dxa"/>
-      <w:tblCellMar>
-        <w:top w:w="0" w:type="dxa"/>
-        <w:left w:w="108" w:type="dxa"/>
-        <w:bottom w:w="0" w:type="dxa"/>
-        <w:right w:w="108" w:type="dxa"/>
-      </w:tblCellMar>
-    </w:tblPr>
-  </w:style>
-  <w:style w:type="numbering" w:default="1" w:styleId="NoList">
-    <w:name w:val="No List"/>
-    <w:uiPriority w:val="99"/>
-    <w:semiHidden/>
-    <w:unhideWhenUsed/>
-  </w:style>
-  <w:style w:type="paragraph" w:styleId="Header">
-    <w:name w:val="header"/>
-    <w:basedOn w:val="Normal"/>
-    <w:link w:val="HeaderChar"/>
-    <w:uiPriority w:val="99"/>
-    <w:unhideWhenUsed/>
-    <w:rsid w:val="004135D2"/>
-    <w:pPr>
-      <w:tabs>
-        <w:tab w:val="center" w:pos="4680"/>
-        <w:tab w:val="right" w:pos="9360"/>
-      </w:tabs>
-    </w:pPr>
-  </w:style>
-  <w:style w:type="character" w:customStyle="1" w:styleId="HeaderChar">
-    <w:name w:val="Header Char"/>
-    <w:basedOn w:val="DefaultParagraphFont"/>
-    <w:link w:val="Header"/>
-    <w:uiPriority w:val="99"/>
-    <w:rsid w:val="004135D2"/>
-    <w:rPr>
-      <w:rFonts w:eastAsiaTheme="minorEastAsia"/>
-    </w:rPr>
-  </w:style>
-  <w:style w:type="paragraph" w:styleId="Footer">
-    <w:name w:val="footer"/>
-    <w:basedOn w:val="Normal"/>
-    <w:link w:val="FooterChar"/>
-    <w:uiPriority w:val="99"/>
-    <w:unhideWhenUsed/>
-    <w:rsid w:val="004135D2"/>
-    <w:pPr>
-      <w:tabs>
-        <w:tab w:val="center" w:pos="4680"/>
-        <w:tab w:val="right" w:pos="9360"/>
-      </w:tabs>
-    </w:pPr>
-  </w:style>
-  <w:style w:type="character" w:customStyle="1" w:styleId="FooterChar">
-    <w:name w:val="Footer Char"/>
-    <w:basedOn w:val="DefaultParagraphFont"/>
-    <w:link w:val="Footer"/>
-    <w:uiPriority w:val="99"/>
-    <w:rsid w:val="004135D2"/>
-    <w:rPr>
-      <w:rFonts w:eastAsiaTheme="minorEastAsia"/>
-    </w:rPr>
-  </w:style>
-  <w:style w:type="paragraph" w:customStyle="1" w:styleId="Sectiontype">
-    <w:name w:val="Section type"/>
-    <w:basedOn w:val="Normal"/>
-    <w:qFormat/>
-    <w:rsid w:val="00E52BED"/>
-    <w:pPr>
-      <w:tabs>
-        <w:tab w:val="right" w:pos="10080"/>
-      </w:tabs>
-      <w:suppressAutoHyphens/>
-      <w:autoSpaceDE w:val="0"/>
-      <w:autoSpaceDN w:val="0"/>
-      <w:adjustRightInd w:val="0"/>
-      <w:spacing w:before="600" w:after="240" w:line="480" w:lineRule="auto"/>
-      <w:textAlignment w:val="center"/>
-    </w:pPr>
-    <w:rPr>
-      <w:rFonts w:ascii="Arial" w:eastAsiaTheme="minorHAnsi" w:hAnsi="Arial" w:cs="Source Sans Pro Light"/>
-      <w:b/>
-      <w:noProof/>
-      <w:color w:val="FFFFFF" w:themeColor="background1"/>
-      <w:spacing w:val="40"/>
-      <w:kern w:val="0"/>
-      <w:sz w:val="20"/>
-      <w:szCs w:val="20"/>
-      <w14:ligatures w14:val="none"/>
-    </w:rPr>
-  </w:style>
-  <w:style w:type="paragraph" w:styleId="TOC1">
-    <w:name w:val="toc 1"/>
-    <w:basedOn w:val="Normal"/>
-    <w:next w:val="Normal"/>
-    <w:autoRedefine/>
-    <w:uiPriority w:val="39"/>
-    <w:unhideWhenUsed/>
-    <w:rsid w:val="00B41EC6"/>
-    <w:pPr>
-      <w:tabs>
-        <w:tab w:val="right" w:pos="10080"/>
-      </w:tabs>
-      <w:suppressAutoHyphens/>
-      <w:autoSpaceDE w:val="0"/>
-      <w:autoSpaceDN w:val="0"/>
-      <w:adjustRightInd w:val="0"/>
-      <w:spacing w:before="240" w:line="276" w:lineRule="auto"/>
-      <w:textAlignment w:val="center"/>
-    </w:pPr>
-    <w:rPr>
-      <w:rFonts w:eastAsiaTheme="minorHAnsi" w:cs="Source Sans Pro Light"/>
-      <w:color w:val="54565A"/>
-      <w:kern w:val="0"/>
-      <w:sz w:val="28"/>
-      <w:szCs w:val="36"/>
-      <w:u w:val="single"/>
-      <w14:ligatures w14:val="none"/>
-    </w:rPr>
-  </w:style>
-  <w:style w:type="character" w:styleId="PageNumber">
-    <w:name w:val="page number"/>
-    <w:basedOn w:val="DefaultParagraphFont"/>
-    <w:uiPriority w:val="99"/>
-    <w:semiHidden/>
-    <w:unhideWhenUsed/>
-    <w:rsid w:val="00003DD4"/>
-  </w:style>
-  <w:style w:type="paragraph" w:customStyle="1" w:styleId="BodyP">
-    <w:name w:val="Body P"/>
-    <w:basedOn w:val="Normal"/>
-    <w:qFormat/>
-    <w:rsid w:val="00DF103C"/>
-    <w:pPr>
-      <w:suppressAutoHyphens/>
-      <w:autoSpaceDE w:val="0"/>
-      <w:autoSpaceDN w:val="0"/>
-      <w:adjustRightInd w:val="0"/>
-      <w:spacing w:before="200" w:after="240" w:line="360" w:lineRule="auto"/>
-      <w:textAlignment w:val="center"/>
-    </w:pPr>
-    <w:rPr>
-      <w:rFonts w:eastAsiaTheme="minorHAnsi" w:cs="Source Sans Pro"/>
-      <w:color w:val="454659" w:themeColor="text1"/>
-      <w:kern w:val="0"/>
-      <w:sz w:val="21"/>
-      <w:szCs w:val="21"/>
-      <w14:ligatures w14:val="none"/>
-    </w:rPr>
-  </w:style>
-  <w:style w:type="paragraph" w:customStyle="1" w:styleId="Bullets1">
-    <w:name w:val="Bullets 1"/>
-    <w:basedOn w:val="BodyP"/>
-    <w:qFormat/>
-    <w:rsid w:val="00DF103C"/>
-    <w:pPr>
-      <w:numPr>
-        <w:numId w:val="1"/>
-      </w:numPr>
-      <w:spacing w:after="120"/>
-    </w:pPr>
-    <w:rPr>
-      <w:szCs w:val="22"/>
-    </w:rPr>
-  </w:style>
-  <w:style w:type="character" w:customStyle="1" w:styleId="normaltextrun">
-    <w:name w:val="normaltextrun"/>
-    <w:basedOn w:val="DefaultParagraphFont"/>
-    <w:rsid w:val="00A72D33"/>
-  </w:style>
-  <w:style w:type="paragraph" w:customStyle="1" w:styleId="Intro">
-    <w:name w:val="Intro"/>
-    <w:basedOn w:val="Normal"/>
-    <w:qFormat/>
-    <w:rsid w:val="00DF103C"/>
-    <w:pPr>
-      <w:suppressAutoHyphens/>
-      <w:autoSpaceDE w:val="0"/>
-      <w:autoSpaceDN w:val="0"/>
-      <w:adjustRightInd w:val="0"/>
-      <w:spacing w:after="120" w:line="360" w:lineRule="auto"/>
-      <w:textAlignment w:val="center"/>
-    </w:pPr>
-    <w:rPr>
-      <w:rFonts w:eastAsiaTheme="minorHAnsi" w:cs="Times New Roman (Body CS)"/>
-      <w:b/>
-      <w:bCs/>
-      <w:kern w:val="0"/>
-      <w:sz w:val="36"/>
-      <w:szCs w:val="36"/>
-      <w14:ligatures w14:val="none"/>
-    </w:rPr>
-  </w:style>
-  <w:style w:type="paragraph" w:styleId="ListParagraph">
-    <w:name w:val="List Paragraph"/>
-    <w:basedOn w:val="Normal"/>
-    <w:uiPriority w:val="34"/>
-    <w:qFormat/>
-    <w:rsid w:val="00703498"/>
-    <w:pPr>
-      <w:ind w:left="720"/>
-      <w:contextualSpacing/>
-    </w:pPr>
-  </w:style>
-  <w:style w:type="table" w:styleId="TableGrid">
-    <w:name w:val="Table Grid"/>
-    <w:basedOn w:val="TableNormal"/>
-    <w:uiPriority w:val="59"/>
-    <w:rsid w:val="007E4CE3"/>
-    <w:rPr>
-      <w:kern w:val="0"/>
-      <w14:ligatures w14:val="none"/>
-    </w:rPr>
-    <w:tblPr>
-      <w:tblBorders>
-        <w:top w:val="single" w:sz="4" w:space="0" w:color="auto"/>
-        <w:left w:val="single" w:sz="4" w:space="0" w:color="auto"/>
-        <w:bottom w:val="single" w:sz="4" w:space="0" w:color="auto"/>
-        <w:right w:val="single" w:sz="4" w:space="0" w:color="auto"/>
-        <w:insideH w:val="single" w:sz="4" w:space="0" w:color="auto"/>
-        <w:insideV w:val="single" w:sz="4" w:space="0" w:color="auto"/>
-      </w:tblBorders>
-    </w:tblPr>
-  </w:style>
-  <w:style w:type="paragraph" w:customStyle="1" w:styleId="spacer">
-    <w:name w:val="spacer"/>
-    <w:basedOn w:val="Normal"/>
-    <w:uiPriority w:val="99"/>
-    <w:qFormat/>
-    <w:rsid w:val="007E4CE3"/>
-    <w:pPr>
-      <w:tabs>
-        <w:tab w:val="center" w:pos="4680"/>
-        <w:tab w:val="right" w:pos="9360"/>
-      </w:tabs>
-    </w:pPr>
-    <w:rPr>
-      <w:rFonts w:eastAsiaTheme="minorHAnsi"/>
-      <w:color w:val="454659" w:themeColor="text1"/>
-      <w:kern w:val="0"/>
-      <w:sz w:val="2"/>
-      <w:szCs w:val="2"/>
-      <w14:ligatures w14:val="none"/>
-    </w:rPr>
-  </w:style>
-  <w:style w:type="paragraph" w:customStyle="1" w:styleId="SidebarBody">
-    <w:name w:val="Sidebar Body"/>
-    <w:basedOn w:val="Normal"/>
-    <w:link w:val="SidebarBodyChar"/>
-    <w:qFormat/>
-    <w:rsid w:val="007E4CE3"/>
-    <w:pPr>
-      <w:framePr w:hSpace="180" w:wrap="around" w:vAnchor="text" w:hAnchor="text" w:x="6840" w:y="1"/>
-      <w:spacing w:after="120" w:line="240" w:lineRule="atLeast"/>
-      <w:ind w:left="288" w:right="58"/>
-      <w:suppressOverlap/>
-    </w:pPr>
-    <w:rPr>
-      <w:rFonts w:eastAsiaTheme="minorHAnsi"/>
-      <w:color w:val="93579C" w:themeColor="accent6"/>
-      <w:kern w:val="0"/>
-      <w:sz w:val="18"/>
-      <w:szCs w:val="20"/>
-      <w14:ligatures w14:val="none"/>
-    </w:rPr>
-  </w:style>
-  <w:style w:type="character" w:customStyle="1" w:styleId="SidebarBodyChar">
-    <w:name w:val="Sidebar Body Char"/>
-    <w:basedOn w:val="DefaultParagraphFont"/>
-    <w:link w:val="SidebarBody"/>
-    <w:rsid w:val="007E4CE3"/>
-    <w:rPr>
-      <w:color w:val="93579C" w:themeColor="accent6"/>
-      <w:kern w:val="0"/>
-      <w:sz w:val="18"/>
-      <w:szCs w:val="20"/>
-      <w14:ligatures w14:val="none"/>
-    </w:rPr>
-  </w:style>
-  <w:style w:type="paragraph" w:customStyle="1" w:styleId="SidebarHeading1">
-    <w:name w:val="Sidebar Heading 1"/>
-    <w:basedOn w:val="SidebarBody"/>
-    <w:next w:val="SidebarBody"/>
-    <w:link w:val="SidebarHeading1Char"/>
-    <w:qFormat/>
-    <w:rsid w:val="007E4CE3"/>
-    <w:pPr>
-      <w:framePr w:wrap="around"/>
-      <w:spacing w:before="120" w:after="240"/>
-    </w:pPr>
-    <w:rPr>
-      <w:rFonts w:cstheme="minorHAnsi"/>
-      <w:b/>
-      <w:sz w:val="24"/>
-      <w:szCs w:val="24"/>
-    </w:rPr>
-  </w:style>
-  <w:style w:type="character" w:customStyle="1" w:styleId="SidebarHeading1Char">
-    <w:name w:val="Sidebar Heading 1 Char"/>
-    <w:basedOn w:val="DefaultParagraphFont"/>
-    <w:link w:val="SidebarHeading1"/>
-    <w:rsid w:val="007E4CE3"/>
-    <w:rPr>
-      <w:rFonts w:cstheme="minorHAnsi"/>
-      <w:b/>
-      <w:color w:val="93579C" w:themeColor="accent6"/>
-      <w:kern w:val="0"/>
-      <w14:ligatures w14:val="none"/>
-    </w:rPr>
-  </w:style>
-  <w:style w:type="character" w:customStyle="1" w:styleId="Heading2Char">
-    <w:name w:val="Heading 2 Char"/>
-    <w:basedOn w:val="DefaultParagraphFont"/>
-    <w:link w:val="Heading2"/>
-    <w:uiPriority w:val="9"/>
-    <w:rsid w:val="00CF335B"/>
-    <w:rPr>
-      <w:rFonts w:ascii="Arial" w:hAnsi="Arial" w:cs="Source Sans Pro"/>
-      <w:b/>
-      <w:bCs/>
-      <w:color w:val="FFFFFF" w:themeColor="background1"/>
-      <w:kern w:val="0"/>
-      <w:sz w:val="22"/>
-      <w:szCs w:val="22"/>
-      <w14:ligatures w14:val="none"/>
-    </w:rPr>
-  </w:style>
-  <w:style w:type="paragraph" w:customStyle="1" w:styleId="SidebarListBullet">
-    <w:name w:val="Sidebar List Bullet"/>
-    <w:basedOn w:val="Normal"/>
-    <w:next w:val="Normal"/>
-    <w:link w:val="SidebarListBulletChar"/>
-    <w:qFormat/>
-    <w:rsid w:val="000C317D"/>
-    <w:pPr>
-      <w:framePr w:hSpace="180" w:wrap="around" w:vAnchor="text" w:hAnchor="text" w:x="6840" w:y="1"/>
-      <w:numPr>
-        <w:numId w:val="3"/>
-      </w:numPr>
-      <w:spacing w:before="80" w:after="80" w:line="200" w:lineRule="atLeast"/>
-      <w:ind w:left="540" w:hanging="180"/>
-      <w:contextualSpacing/>
-      <w:suppressOverlap/>
-    </w:pPr>
-    <w:rPr>
-      <w:rFonts w:eastAsiaTheme="minorHAnsi"/>
-      <w:bCs/>
-      <w:color w:val="93579C" w:themeColor="accent6"/>
-      <w:kern w:val="0"/>
-      <w:sz w:val="18"/>
-      <w:szCs w:val="20"/>
-      <w14:ligatures w14:val="none"/>
-    </w:rPr>
-  </w:style>
-  <w:style w:type="character" w:customStyle="1" w:styleId="SidebarListBulletChar">
-    <w:name w:val="Sidebar List Bullet Char"/>
-    <w:basedOn w:val="DefaultParagraphFont"/>
-    <w:link w:val="SidebarListBullet"/>
-    <w:rsid w:val="000C317D"/>
-    <w:rPr>
-      <w:bCs/>
-      <w:color w:val="93579C" w:themeColor="accent6"/>
-      <w:kern w:val="0"/>
-      <w:sz w:val="18"/>
-      <w:szCs w:val="20"/>
-      <w14:ligatures w14:val="none"/>
-    </w:rPr>
-  </w:style>
-  <w:style w:type="paragraph" w:customStyle="1" w:styleId="SidebarHeading2">
-    <w:name w:val="Sidebar Heading 2"/>
-    <w:basedOn w:val="SidebarHeading1"/>
-    <w:qFormat/>
-    <w:rsid w:val="000C317D"/>
-    <w:pPr>
-      <w:framePr w:wrap="around"/>
-      <w:spacing w:before="180" w:after="120"/>
-    </w:pPr>
-    <w:rPr>
-      <w:sz w:val="18"/>
-      <w:szCs w:val="18"/>
-    </w:rPr>
-  </w:style>
-  <w:style w:type="paragraph" w:customStyle="1" w:styleId="SidebarQuote">
-    <w:name w:val="Sidebar Quote"/>
-    <w:basedOn w:val="SidebarBody"/>
-    <w:qFormat/>
-    <w:rsid w:val="000C317D"/>
-    <w:pPr>
-      <w:framePr w:wrap="around"/>
-      <w:spacing w:after="0" w:line="360" w:lineRule="auto"/>
-      <w:ind w:hanging="14"/>
-    </w:pPr>
-    <w:rPr>
-      <w:color w:val="10CFC9" w:themeColor="accent2"/>
-      <w:sz w:val="24"/>
-      <w:szCs w:val="24"/>
-    </w:rPr>
-  </w:style>
-  <w:style w:type="paragraph" w:customStyle="1" w:styleId="BasicParagraph">
-    <w:name w:val="[Basic Paragraph]"/>
-    <w:basedOn w:val="Normal"/>
-    <w:uiPriority w:val="99"/>
-    <w:rsid w:val="0063694C"/>
-    <w:pPr>
-      <w:suppressAutoHyphens/>
-      <w:autoSpaceDE w:val="0"/>
-      <w:autoSpaceDN w:val="0"/>
-      <w:adjustRightInd w:val="0"/>
-      <w:spacing w:line="384" w:lineRule="atLeast"/>
-      <w:textAlignment w:val="center"/>
-    </w:pPr>
-    <w:rPr>
-      <w:rFonts w:ascii="Source Sans Pro" w:eastAsiaTheme="minorHAnsi" w:hAnsi="Source Sans Pro" w:cs="Source Sans Pro"/>
-      <w:color w:val="0C2332"/>
-      <w:kern w:val="0"/>
-      <w:sz w:val="22"/>
-      <w:lang w:bidi="gu-IN"/>
-      <w14:ligatures w14:val="none"/>
-    </w:rPr>
-  </w:style>
-  <w:style w:type="paragraph" w:styleId="BodyText">
-    <w:name w:val="Body Text"/>
-    <w:basedOn w:val="Normal"/>
-    <w:link w:val="BodyTextChar"/>
-    <w:uiPriority w:val="1"/>
-    <w:qFormat/>
-    <w:rsid w:val="0063694C"/>
-    <w:pPr>
-      <w:widowControl w:val="0"/>
-      <w:autoSpaceDE w:val="0"/>
-      <w:autoSpaceDN w:val="0"/>
-    </w:pPr>
-    <w:rPr>
-      <w:rFonts w:eastAsia="Inter" w:cs="Inter"/>
-      <w:color w:val="auto"/>
-      <w:kern w:val="0"/>
-      <w:sz w:val="20"/>
-      <w:szCs w:val="20"/>
-      <w14:ligatures w14:val="none"/>
-    </w:rPr>
-  </w:style>
-  <w:style w:type="character" w:customStyle="1" w:styleId="BodyTextChar">
-    <w:name w:val="Body Text Char"/>
-    <w:basedOn w:val="DefaultParagraphFont"/>
-    <w:link w:val="BodyText"/>
-    <w:uiPriority w:val="1"/>
-    <w:rsid w:val="0063694C"/>
-    <w:rPr>
-      <w:rFonts w:ascii="Inter" w:eastAsia="Inter" w:hAnsi="Inter" w:cs="Inter"/>
-      <w:kern w:val="0"/>
-      <w:sz w:val="20"/>
-      <w:szCs w:val="20"/>
-      <w14:ligatures w14:val="none"/>
-    </w:rPr>
-  </w:style>
-  <w:style w:type="character" w:customStyle="1" w:styleId="CopySmall">
-    <w:name w:val="Copy Small"/>
-    <w:basedOn w:val="DefaultParagraphFont"/>
-    <w:uiPriority w:val="99"/>
-    <w:rsid w:val="0063694C"/>
-    <w:rPr>
-      <w:rFonts w:ascii="Inter" w:hAnsi="Inter" w:cs="Inter"/>
-      <w:outline/>
-      <w:spacing w:val="-2"/>
-      <w:sz w:val="18"/>
-      <w:szCs w:val="18"/>
-    </w:rPr>
-  </w:style>
-  <w:style w:type="character" w:customStyle="1" w:styleId="Footnotes">
-    <w:name w:val="Footnotes"/>
-    <w:basedOn w:val="DefaultParagraphFont"/>
-    <w:uiPriority w:val="99"/>
-    <w:rsid w:val="0063694C"/>
-    <w:rPr>
-      <w:rFonts w:ascii="Inter" w:hAnsi="Inter" w:cs="Inter"/>
-      <w:outline/>
-      <w:spacing w:val="0"/>
-      <w:sz w:val="10"/>
-      <w:szCs w:val="10"/>
-    </w:rPr>
-  </w:style>
-  <w:style w:type="character" w:styleId="Hyperlink">
-    <w:name w:val="Hyperlink"/>
-    <w:basedOn w:val="DefaultParagraphFont"/>
-    <w:uiPriority w:val="99"/>
-    <w:unhideWhenUsed/>
-    <w:rsid w:val="001D12C4"/>
-    <w:rPr>
-      <w:color w:val="009845" w:themeColor="hyperlink"/>
-      <w:u w:val="single"/>
-    </w:rPr>
-  </w:style>
-  <w:style w:type="character" w:styleId="UnresolvedMention">
-    <w:name w:val="Unresolved Mention"/>
-    <w:basedOn w:val="DefaultParagraphFont"/>
-    <w:uiPriority w:val="99"/>
-    <w:semiHidden/>
-    <w:unhideWhenUsed/>
-    <w:rsid w:val="001D12C4"/>
-    <w:rPr>
-      <w:color w:val="605E5C"/>
-      <w:shd w:val="clear" w:color="auto" w:fill="E1DFDD"/>
-    </w:rPr>
-  </w:style>
 </w:styles>
 </file>
--- a/documents/demo-scripts/06_Analytics_Apps.docx
+++ b/documents/demo-scripts/06_Analytics_Apps.docx
@@ -1515,7 +1515,7 @@
             </w:pPr>
             <w:r>
               <w:rPr>
-                <w:rFonts w:ascii="Consolas" w:cs="Consolas" w:eastAsia="Consolas" w:hAnsi="Consolas"/>
+                <w:rFonts w:ascii="Inter" w:cs="Inter" w:eastAsia="Inter" w:hAnsi="Inter"/>
                 <w:color w:val="54565A"/>
                 <w:sz w:val="20"/>
                 <w:szCs w:val="20"/>
@@ -2264,7 +2264,7 @@
             </w:pPr>
             <w:r>
               <w:rPr>
-                <w:rFonts w:ascii="Consolas" w:cs="Consolas" w:eastAsia="Consolas" w:hAnsi="Consolas"/>
+                <w:rFonts w:ascii="Inter" w:cs="Inter" w:eastAsia="Inter" w:hAnsi="Inter"/>
                 <w:color w:val="54565A"/>
                 <w:sz w:val="20"/>
                 <w:szCs w:val="20"/>
@@ -2462,7 +2462,7 @@
             </w:pPr>
             <w:r>
               <w:rPr>
-                <w:rFonts w:ascii="Consolas" w:cs="Consolas" w:eastAsia="Consolas" w:hAnsi="Consolas"/>
+                <w:rFonts w:ascii="Inter" w:cs="Inter" w:eastAsia="Inter" w:hAnsi="Inter"/>
                 <w:color w:val="54565A"/>
                 <w:sz w:val="20"/>
                 <w:szCs w:val="20"/>
